--- a/backend/services/output/rapport_text.docx
+++ b/backend/services/output/rapport_text.docx
@@ -2,13 +2,13 @@
 <file path=word/document.xml><?xml version="1.0" encoding="utf-8"?>
 <w:document xmlns:w="http://schemas.openxmlformats.org/wordprocessingml/2006/main" xmlns:m="http://schemas.openxmlformats.org/officeDocument/2006/math" xmlns:r="http://schemas.openxmlformats.org/officeDocument/2006/relationships" xmlns:o="urn:schemas-microsoft-com:office:office" xmlns:v="urn:schemas-microsoft-com:vml" xmlns:w10="urn:schemas-microsoft-com:office:word" xmlns:a="http://schemas.openxmlformats.org/drawingml/2006/main" xmlns:pic="http://schemas.openxmlformats.org/drawingml/2006/picture" xmlns:wp="http://schemas.openxmlformats.org/drawingml/2006/wordprocessingDrawing">
   <w:body>
-    <w:bookmarkStart w:id="9" w:name="résumé-en-anglais"/>
+    <w:bookmarkStart w:id="9" w:name="résumé"/>
     <w:p>
       <w:pPr>
         <w:pStyle w:val="Heading1"/>
       </w:pPr>
       <w:r>
-        <w:t xml:space="preserve">Résumé (en anglais)</w:t>
+        <w:t xml:space="preserve">Résumé</w:t>
       </w:r>
     </w:p>
     <w:p>
@@ -16,60 +16,32 @@
         <w:pStyle w:val="FirstParagraph"/>
       </w:pPr>
       <w:r>
-        <w:t xml:space="preserve">This report presents the experimental determination of the gravitational constant using a simple pendulum. The procedure involved measuring the period of oscillation for a pendulum of varying lengths and recording the velocity of a falling mass at different times. Linear regression was performed on the data, yielding slopes of</w:t>
-      </w:r>
-      <w:r>
-        <w:t xml:space="preserve"> </w:t>
-      </w:r>
-      <m:oMath>
-        <m:r>
-          <m:t>1.497</m:t>
-        </m:r>
-        <m:r>
-          <m:rPr>
-            <m:sty m:val="p"/>
-          </m:rPr>
-          <m:t>±</m:t>
-        </m:r>
-        <m:r>
-          <m:t>0.017</m:t>
-        </m:r>
-        <m:r>
-          <m:t> </m:t>
-        </m:r>
-        <m:r>
-          <m:rPr>
-            <m:sty m:val="p"/>
-          </m:rPr>
-          <m:t>m</m:t>
-        </m:r>
-        <m:r>
-          <m:rPr>
-            <m:sty m:val="p"/>
-          </m:rPr>
-          <m:t> </m:t>
-        </m:r>
+        <w:t xml:space="preserve">This report presents a laboratory study on a simple pendulum aimed at determining the experimental value of the gravitational acceleration</w:t>
+      </w:r>
+      <w:r>
+        <w:t xml:space="preserve"> </w:t>
+      </w:r>
+      <m:oMath>
+        <m:r>
+          <m:t>g</m:t>
+        </m:r>
+      </m:oMath>
+      <w:r>
+        <w:t xml:space="preserve">. A lightweight bob is suspended from a rigid, inextensible string and its oscillatory motion is recorded. Two sets of measurements were taken: (i) velocity versus time during the descent, and (ii) period squared</w:t>
+      </w:r>
+      <w:r>
+        <w:t xml:space="preserve"> </w:t>
+      </w:r>
+      <m:oMath>
         <m:sSup>
           <m:e>
             <m:r>
-              <m:rPr>
-                <m:sty m:val="p"/>
-              </m:rPr>
-              <m:t>s</m:t>
+              <m:t>T</m:t>
             </m:r>
           </m:e>
           <m:sup>
             <m:r>
-              <m:rPr>
-                <m:sty m:val="p"/>
-              </m:rPr>
-              <m:t>−</m:t>
-            </m:r>
-            <m:r>
-              <m:rPr>
-                <m:sty m:val="p"/>
-              </m:rPr>
-              <m:t>1</m:t>
+              <m:t>2</m:t>
             </m:r>
           </m:sup>
         </m:sSup>
@@ -78,41 +50,45 @@
         <w:t xml:space="preserve"> </w:t>
       </w:r>
       <w:r>
-        <w:t xml:space="preserve">for velocity versus time and</w:t>
-      </w:r>
-      <w:r>
-        <w:t xml:space="preserve"> </w:t>
-      </w:r>
-      <m:oMath>
-        <m:r>
-          <m:t>0.040</m:t>
-        </m:r>
-        <m:r>
-          <m:rPr>
-            <m:sty m:val="p"/>
-          </m:rPr>
-          <m:t>±</m:t>
-        </m:r>
-        <m:r>
-          <m:t>0.000</m:t>
-        </m:r>
-        <m:r>
-          <m:t> </m:t>
-        </m:r>
+        <w:t xml:space="preserve">versus length</w:t>
+      </w:r>
+      <w:r>
+        <w:t xml:space="preserve"> </w:t>
+      </w:r>
+      <m:oMath>
+        <m:r>
+          <m:t>L</m:t>
+        </m:r>
+      </m:oMath>
+      <w:r>
+        <w:t xml:space="preserve">. Linear regressions were performed to extract the slope of each plot, from which</w:t>
+      </w:r>
+      <w:r>
+        <w:t xml:space="preserve"> </w:t>
+      </w:r>
+      <m:oMath>
+        <m:r>
+          <m:t>g</m:t>
+        </m:r>
+      </m:oMath>
+      <w:r>
+        <w:t xml:space="preserve"> </w:t>
+      </w:r>
+      <w:r>
+        <w:t xml:space="preserve">and the relationship</w:t>
+      </w:r>
+      <w:r>
+        <w:t xml:space="preserve"> </w:t>
+      </w:r>
+      <m:oMath>
         <m:sSup>
           <m:e>
             <m:r>
-              <m:rPr>
-                <m:sty m:val="p"/>
-              </m:rPr>
-              <m:t>s</m:t>
+              <m:t>T</m:t>
             </m:r>
           </m:e>
           <m:sup>
             <m:r>
-              <m:rPr>
-                <m:sty m:val="p"/>
-              </m:rPr>
               <m:t>2</m:t>
             </m:r>
           </m:sup>
@@ -121,95 +97,70 @@
           <m:rPr>
             <m:sty m:val="p"/>
           </m:rPr>
-          <m:t> </m:t>
-        </m:r>
-        <m:r>
-          <m:rPr>
-            <m:sty m:val="p"/>
-          </m:rPr>
-          <m:t>c</m:t>
-        </m:r>
+          <m:t>=</m:t>
+        </m:r>
+        <m:f>
+          <m:fPr>
+            <m:type m:val="bar"/>
+          </m:fPr>
+          <m:num>
+            <m:r>
+              <m:t>4</m:t>
+            </m:r>
+            <m:sSup>
+              <m:e>
+                <m:r>
+                  <m:t>π</m:t>
+                </m:r>
+              </m:e>
+              <m:sup>
+                <m:r>
+                  <m:t>2</m:t>
+                </m:r>
+              </m:sup>
+            </m:sSup>
+          </m:num>
+          <m:den>
+            <m:r>
+              <m:t>g</m:t>
+            </m:r>
+          </m:den>
+        </m:f>
+        <m:r>
+          <m:t>L</m:t>
+        </m:r>
+      </m:oMath>
+      <w:r>
+        <w:t xml:space="preserve"> </w:t>
+      </w:r>
+      <w:r>
+        <w:t xml:space="preserve">were obtained. The results show a high degree of correlation (</w:t>
+      </w:r>
+      <m:oMath>
         <m:sSup>
           <m:e>
             <m:r>
-              <m:rPr>
-                <m:sty m:val="p"/>
-              </m:rPr>
-              <m:t>m</m:t>
+              <m:t>r</m:t>
             </m:r>
           </m:e>
           <m:sup>
             <m:r>
-              <m:rPr>
-                <m:sty m:val="p"/>
-              </m:rPr>
-              <m:t>−</m:t>
-            </m:r>
-            <m:r>
-              <m:rPr>
-                <m:sty m:val="p"/>
-              </m:rPr>
-              <m:t>1</m:t>
+              <m:t>2</m:t>
             </m:r>
           </m:sup>
         </m:sSup>
-      </m:oMath>
-      <w:r>
-        <w:t xml:space="preserve"> </w:t>
-      </w:r>
-      <w:r>
-        <w:t xml:space="preserve">for the square of the period versus length. The correlation coefficients</w:t>
-      </w:r>
-      <w:r>
-        <w:t xml:space="preserve"> </w:t>
-      </w:r>
-      <m:oMath>
-        <m:sSup>
-          <m:e>
-            <m:r>
-              <m:t>r</m:t>
-            </m:r>
-          </m:e>
-          <m:sup>
-            <m:r>
-              <m:t>2</m:t>
-            </m:r>
-          </m:sup>
-        </m:sSup>
-      </m:oMath>
-      <w:r>
-        <w:t xml:space="preserve"> </w:t>
-      </w:r>
-      <w:r>
-        <w:t xml:space="preserve">of</w:t>
-      </w:r>
-      <w:r>
-        <w:t xml:space="preserve"> </w:t>
-      </w:r>
-      <m:oMath>
-        <m:r>
-          <m:t>0.999</m:t>
-        </m:r>
-      </m:oMath>
-      <w:r>
-        <w:t xml:space="preserve"> </w:t>
-      </w:r>
-      <w:r>
-        <w:t xml:space="preserve">and</w:t>
-      </w:r>
-      <w:r>
-        <w:t xml:space="preserve"> </w:t>
-      </w:r>
-      <m:oMath>
-        <m:r>
-          <m:t>1.000</m:t>
-        </m:r>
-      </m:oMath>
-      <w:r>
-        <w:t xml:space="preserve"> </w:t>
-      </w:r>
-      <w:r>
-        <w:t xml:space="preserve">indicate excellent linearity. From these results, the gravitational acceleration</w:t>
+        <m:r>
+          <m:rPr>
+            <m:sty m:val="p"/>
+          </m:rPr>
+          <m:t>≈</m:t>
+        </m:r>
+        <m:r>
+          <m:t>1</m:t>
+        </m:r>
+      </m:oMath>
+      <w:r>
+        <w:t xml:space="preserve">) and yield a value of</w:t>
       </w:r>
       <w:r>
         <w:t xml:space="preserve"> </w:t>
@@ -223,7 +174,14 @@
         <w:t xml:space="preserve"> </w:t>
       </w:r>
       <w:r>
-        <w:t xml:space="preserve">can be inferred with high precision, demonstrating the validity of the simple pendulum model.</w:t>
+        <w:t xml:space="preserve">consistent with the accepted local value. The final section discusses the uncertainties, presents the scientific notation for each measured and calculated quantity, and provides a concise conclusion.</w:t>
+      </w:r>
+    </w:p>
+    <w:p>
+      <w:r>
+        <w:pict>
+          <v:rect style="width:0;height:1.5pt" o:hralign="center" o:hrstd="t" o:hr="t"/>
+        </w:pict>
       </w:r>
     </w:p>
     <w:bookmarkEnd w:id="9"/>
@@ -241,7 +199,7 @@
         <w:pStyle w:val="FirstParagraph"/>
       </w:pPr>
       <w:r>
-        <w:t xml:space="preserve">Le pendule simple constitue un dispositif classique pour étudier les lois du mouvement oscillatoire et, par extension, mesurer la constante gravitationnelle</w:t>
+        <w:t xml:space="preserve">Le pendule simple est un système oscillatoire dont la dynamique est largement utilisée pour déterminer la constante gravitationnelle</w:t>
       </w:r>
       <w:r>
         <w:t xml:space="preserve"> </w:t>
@@ -252,7 +210,7 @@
         </m:r>
       </m:oMath>
       <w:r>
-        <w:t xml:space="preserve">. Dans cette expérience, nous avons mis en œuvre une méthode expérimentale basée sur la collecte de données de vitesse et de période en fonction du temps et de la longueur du fil. L’objectif est de vérifier la relation théorique</w:t>
+        <w:t xml:space="preserve">. En étudiant la relation entre le temps de période</w:t>
       </w:r>
       <w:r>
         <w:t xml:space="preserve"> </w:t>
@@ -261,44 +219,26 @@
         <m:r>
           <m:t>T</m:t>
         </m:r>
-        <m:r>
-          <m:rPr>
-            <m:sty m:val="p"/>
-          </m:rPr>
-          <m:t>=</m:t>
-        </m:r>
-        <m:r>
-          <m:t>2</m:t>
-        </m:r>
-        <m:r>
-          <m:t>π</m:t>
-        </m:r>
-        <m:rad>
-          <m:radPr>
-            <m:degHide m:val="on"/>
-          </m:radPr>
-          <m:deg/>
-          <m:e>
-            <m:r>
-              <m:t>L</m:t>
-            </m:r>
-            <m:r>
-              <m:rPr>
-                <m:sty m:val="p"/>
-              </m:rPr>
-              <m:t>/</m:t>
-            </m:r>
-            <m:r>
-              <m:t>g</m:t>
-            </m:r>
-          </m:e>
-        </m:rad>
-      </m:oMath>
-      <w:r>
-        <w:t xml:space="preserve"> </w:t>
-      </w:r>
-      <w:r>
-        <w:t xml:space="preserve">et d’estimer</w:t>
+      </m:oMath>
+      <w:r>
+        <w:t xml:space="preserve"> </w:t>
+      </w:r>
+      <w:r>
+        <w:t xml:space="preserve">et la longueur</w:t>
+      </w:r>
+      <w:r>
+        <w:t xml:space="preserve"> </w:t>
+      </w:r>
+      <m:oMath>
+        <m:r>
+          <m:t>L</m:t>
+        </m:r>
+      </m:oMath>
+      <w:r>
+        <w:t xml:space="preserve"> </w:t>
+      </w:r>
+      <w:r>
+        <w:t xml:space="preserve">de l’arc, on peut inférer</w:t>
       </w:r>
       <w:r>
         <w:t xml:space="preserve"> </w:t>
@@ -312,168 +252,7 @@
         <w:t xml:space="preserve"> </w:t>
       </w:r>
       <w:r>
-        <w:t xml:space="preserve">à partir des mesures obtenues.</w:t>
-      </w:r>
-    </w:p>
-    <w:bookmarkEnd w:id="10"/>
-    <w:bookmarkStart w:id="11" w:name="principe"/>
-    <w:p>
-      <w:pPr>
-        <w:pStyle w:val="Heading1"/>
-      </w:pPr>
-      <w:r>
-        <w:t xml:space="preserve">Principe</w:t>
-      </w:r>
-    </w:p>
-    <w:p>
-      <w:pPr>
-        <w:pStyle w:val="FirstParagraph"/>
-      </w:pPr>
-      <w:r>
-        <w:t xml:space="preserve">La dynamique d’un pendule simple de longueur</w:t>
-      </w:r>
-      <w:r>
-        <w:t xml:space="preserve"> </w:t>
-      </w:r>
-      <m:oMath>
-        <m:r>
-          <m:t>L</m:t>
-        </m:r>
-      </m:oMath>
-      <w:r>
-        <w:t xml:space="preserve"> </w:t>
-      </w:r>
-      <w:r>
-        <w:t xml:space="preserve">et de masse</w:t>
-      </w:r>
-      <w:r>
-        <w:t xml:space="preserve"> </w:t>
-      </w:r>
-      <m:oMath>
-        <m:r>
-          <m:t>m</m:t>
-        </m:r>
-      </m:oMath>
-      <w:r>
-        <w:t xml:space="preserve"> </w:t>
-      </w:r>
-      <w:r>
-        <w:t xml:space="preserve">se décrit par l’équation</w:t>
-      </w:r>
-    </w:p>
-    <w:p>
-      <w:pPr>
-        <w:pStyle w:val="BodyText"/>
-      </w:pPr>
-      <m:oMathPara>
-        <m:oMathParaPr>
-          <m:jc m:val="center"/>
-        </m:oMathParaPr>
-        <m:oMath>
-          <m:acc>
-            <m:accPr>
-              <m:chr m:val="̈"/>
-            </m:accPr>
-            <m:e>
-              <m:r>
-                <m:t>θ</m:t>
-              </m:r>
-            </m:e>
-          </m:acc>
-          <m:r>
-            <m:rPr>
-              <m:sty m:val="p"/>
-            </m:rPr>
-            <m:t>+</m:t>
-          </m:r>
-          <m:f>
-            <m:fPr>
-              <m:type m:val="bar"/>
-            </m:fPr>
-            <m:num>
-              <m:r>
-                <m:t>g</m:t>
-              </m:r>
-            </m:num>
-            <m:den>
-              <m:r>
-                <m:t>L</m:t>
-              </m:r>
-            </m:den>
-          </m:f>
-          <m:r>
-            <m:rPr>
-              <m:sty m:val="p"/>
-            </m:rPr>
-            <m:t>sin</m:t>
-          </m:r>
-          <m:r>
-            <m:t>θ</m:t>
-          </m:r>
-          <m:r>
-            <m:rPr>
-              <m:sty m:val="p"/>
-            </m:rPr>
-            <m:t>=</m:t>
-          </m:r>
-          <m:r>
-            <m:t>0</m:t>
-          </m:r>
-          <m:r>
-            <m:rPr>
-              <m:sty m:val="p"/>
-            </m:rPr>
-            <m:t>.</m:t>
-          </m:r>
-        </m:oMath>
-      </m:oMathPara>
-    </w:p>
-    <w:p>
-      <w:pPr>
-        <w:pStyle w:val="FirstParagraph"/>
-      </w:pPr>
-      <w:r>
-        <w:t xml:space="preserve">Dans le régime de petites amplitudes,</w:t>
-      </w:r>
-      <w:r>
-        <w:t xml:space="preserve"> </w:t>
-      </w:r>
-      <m:oMath>
-        <m:r>
-          <m:rPr>
-            <m:sty m:val="p"/>
-          </m:rPr>
-          <m:t>sin</m:t>
-        </m:r>
-        <m:r>
-          <m:t>θ</m:t>
-        </m:r>
-        <m:r>
-          <m:rPr>
-            <m:sty m:val="p"/>
-          </m:rPr>
-          <m:t>≈</m:t>
-        </m:r>
-        <m:r>
-          <m:t>θ</m:t>
-        </m:r>
-      </m:oMath>
-      <w:r>
-        <w:t xml:space="preserve">, et la période</w:t>
-      </w:r>
-      <w:r>
-        <w:t xml:space="preserve"> </w:t>
-      </w:r>
-      <m:oMath>
-        <m:r>
-          <m:t>T</m:t>
-        </m:r>
-      </m:oMath>
-      <w:r>
-        <w:t xml:space="preserve"> </w:t>
-      </w:r>
-      <w:r>
-        <w:t xml:space="preserve">devient indépendante de l’amplitude :</w:t>
+        <w:t xml:space="preserve">via la formule théorique</w:t>
       </w:r>
     </w:p>
     <w:p>
@@ -524,6 +303,9 @@
             </m:e>
           </m:rad>
           <m:r>
+            <m:t> </m:t>
+          </m:r>
+          <m:r>
             <m:rPr>
               <m:sty m:val="p"/>
             </m:rPr>
@@ -537,30 +319,46 @@
         <w:pStyle w:val="FirstParagraph"/>
       </w:pPr>
       <w:r>
-        <w:t xml:space="preserve">En mesurant la période pour plusieurs longueurs, l’aire sous la courbe</w:t>
-      </w:r>
-      <w:r>
-        <w:t xml:space="preserve"> </w:t>
-      </w:r>
-      <m:oMath>
-        <m:sSup>
-          <m:e>
-            <m:r>
-              <m:t>T</m:t>
-            </m:r>
-          </m:e>
-          <m:sup>
-            <m:r>
-              <m:t>2</m:t>
-            </m:r>
-          </m:sup>
-        </m:sSup>
-      </m:oMath>
-      <w:r>
-        <w:t xml:space="preserve"> </w:t>
-      </w:r>
-      <w:r>
-        <w:t xml:space="preserve">contre</w:t>
+        <w:t xml:space="preserve">Cette expérience permet de vérifier la validité de cette relation et de mesurer</w:t>
+      </w:r>
+      <w:r>
+        <w:t xml:space="preserve"> </w:t>
+      </w:r>
+      <m:oMath>
+        <m:r>
+          <m:t>g</m:t>
+        </m:r>
+      </m:oMath>
+      <w:r>
+        <w:t xml:space="preserve"> </w:t>
+      </w:r>
+      <w:r>
+        <w:t xml:space="preserve">en laboratoire.</w:t>
+      </w:r>
+    </w:p>
+    <w:p>
+      <w:r>
+        <w:pict>
+          <v:rect style="width:0;height:1.5pt" o:hralign="center" o:hrstd="t" o:hr="t"/>
+        </w:pict>
+      </w:r>
+    </w:p>
+    <w:bookmarkEnd w:id="10"/>
+    <w:bookmarkStart w:id="11" w:name="principe"/>
+    <w:p>
+      <w:pPr>
+        <w:pStyle w:val="Heading1"/>
+      </w:pPr>
+      <w:r>
+        <w:t xml:space="preserve">Principe</w:t>
+      </w:r>
+    </w:p>
+    <w:p>
+      <w:pPr>
+        <w:pStyle w:val="FirstParagraph"/>
+      </w:pPr>
+      <w:r>
+        <w:t xml:space="preserve">Un pendule simple se compose d’une masse ponctuelle (le poids) suspendue à un fil de longueur</w:t>
       </w:r>
       <w:r>
         <w:t xml:space="preserve"> </w:t>
@@ -571,30 +369,18 @@
         </m:r>
       </m:oMath>
       <w:r>
-        <w:t xml:space="preserve"> </w:t>
-      </w:r>
-      <w:r>
-        <w:t xml:space="preserve">est proportionnelle à</w:t>
-      </w:r>
-      <w:r>
-        <w:t xml:space="preserve"> </w:t>
-      </w:r>
-      <m:oMath>
-        <m:r>
-          <m:t>1</m:t>
-        </m:r>
-        <m:r>
-          <m:rPr>
-            <m:sty m:val="p"/>
-          </m:rPr>
-          <m:t>/</m:t>
-        </m:r>
-        <m:r>
-          <m:t>g</m:t>
-        </m:r>
-      </m:oMath>
-      <w:r>
-        <w:t xml:space="preserve">. Par ailleurs, la vitesse d’un corps en chute libre est donnée par</w:t>
+        <w:t xml:space="preserve">, supposé inextensible et sans masse. Sous l’influence de la gravité, le poids subit une force de rappel proportionnelle à l’angle</w:t>
+      </w:r>
+      <w:r>
+        <w:t xml:space="preserve"> </w:t>
+      </w:r>
+      <m:oMath>
+        <m:r>
+          <m:t>θ</m:t>
+        </m:r>
+      </m:oMath>
+      <w:r>
+        <w:t xml:space="preserve">. Pour de petites oscillations, l’équation différentielle est linéarisée, donnant</w:t>
       </w:r>
     </w:p>
     <w:p>
@@ -606,8 +392,39 @@
           <m:jc m:val="center"/>
         </m:oMathParaPr>
         <m:oMath>
+          <m:acc>
+            <m:accPr>
+              <m:chr m:val="̈"/>
+            </m:accPr>
+            <m:e>
+              <m:r>
+                <m:t>θ</m:t>
+              </m:r>
+            </m:e>
+          </m:acc>
           <m:r>
-            <m:t>v</m:t>
+            <m:rPr>
+              <m:sty m:val="p"/>
+            </m:rPr>
+            <m:t>+</m:t>
+          </m:r>
+          <m:f>
+            <m:fPr>
+              <m:type m:val="bar"/>
+            </m:fPr>
+            <m:num>
+              <m:r>
+                <m:t>g</m:t>
+              </m:r>
+            </m:num>
+            <m:den>
+              <m:r>
+                <m:t>L</m:t>
+              </m:r>
+            </m:den>
+          </m:f>
+          <m:r>
+            <m:t>θ</m:t>
           </m:r>
           <m:r>
             <m:rPr>
@@ -616,13 +433,7 @@
             <m:t>=</m:t>
           </m:r>
           <m:r>
-            <m:t>g</m:t>
-          </m:r>
-          <m:r>
-            <m:t> </m:t>
-          </m:r>
-          <m:r>
-            <m:t>t</m:t>
+            <m:t>0</m:t>
           </m:r>
           <m:r>
             <m:rPr>
@@ -638,21 +449,111 @@
         <w:pStyle w:val="FirstParagraph"/>
       </w:pPr>
       <w:r>
-        <w:t xml:space="preserve">si l’on néglige les frottements, ce qui permet une estimation directe de</w:t>
-      </w:r>
-      <w:r>
-        <w:t xml:space="preserve"> </w:t>
-      </w:r>
-      <m:oMath>
-        <m:r>
-          <m:t>g</m:t>
-        </m:r>
-      </m:oMath>
-      <w:r>
-        <w:t xml:space="preserve"> </w:t>
-      </w:r>
-      <w:r>
-        <w:t xml:space="preserve">à partir d’une pente de vitesse‑temps.</w:t>
+        <w:t xml:space="preserve">dont la solution sinusoidale donne la période</w:t>
+      </w:r>
+      <w:r>
+        <w:t xml:space="preserve"> </w:t>
+      </w:r>
+      <m:oMath>
+        <m:r>
+          <m:t>T</m:t>
+        </m:r>
+      </m:oMath>
+      <w:r>
+        <w:t xml:space="preserve"> </w:t>
+      </w:r>
+      <w:r>
+        <w:t xml:space="preserve">mentionnée précédemment. L’expérience consiste à mesurer</w:t>
+      </w:r>
+      <w:r>
+        <w:t xml:space="preserve"> </w:t>
+      </w:r>
+      <m:oMath>
+        <m:r>
+          <m:t>T</m:t>
+        </m:r>
+      </m:oMath>
+      <w:r>
+        <w:t xml:space="preserve"> </w:t>
+      </w:r>
+      <w:r>
+        <w:t xml:space="preserve">pour différentes longueurs, puis à tracer</w:t>
+      </w:r>
+      <w:r>
+        <w:t xml:space="preserve"> </w:t>
+      </w:r>
+      <m:oMath>
+        <m:sSup>
+          <m:e>
+            <m:r>
+              <m:t>T</m:t>
+            </m:r>
+          </m:e>
+          <m:sup>
+            <m:r>
+              <m:t>2</m:t>
+            </m:r>
+          </m:sup>
+        </m:sSup>
+      </m:oMath>
+      <w:r>
+        <w:t xml:space="preserve"> </w:t>
+      </w:r>
+      <w:r>
+        <w:t xml:space="preserve">contre</w:t>
+      </w:r>
+      <w:r>
+        <w:t xml:space="preserve"> </w:t>
+      </w:r>
+      <m:oMath>
+        <m:r>
+          <m:t>L</m:t>
+        </m:r>
+      </m:oMath>
+      <w:r>
+        <w:t xml:space="preserve">. La pente de la droite obtenue est</w:t>
+      </w:r>
+      <w:r>
+        <w:t xml:space="preserve"> </w:t>
+      </w:r>
+      <m:oMath>
+        <m:f>
+          <m:fPr>
+            <m:type m:val="bar"/>
+          </m:fPr>
+          <m:num>
+            <m:r>
+              <m:t>4</m:t>
+            </m:r>
+            <m:sSup>
+              <m:e>
+                <m:r>
+                  <m:t>π</m:t>
+                </m:r>
+              </m:e>
+              <m:sup>
+                <m:r>
+                  <m:t>2</m:t>
+                </m:r>
+              </m:sup>
+            </m:sSup>
+          </m:num>
+          <m:den>
+            <m:r>
+              <m:t>g</m:t>
+            </m:r>
+          </m:den>
+        </m:f>
+      </m:oMath>
+      <w:r>
+        <w:t xml:space="preserve">.</w:t>
+      </w:r>
+    </w:p>
+    <w:p>
+      <w:r>
+        <w:pict>
+          <v:rect style="width:0;height:1.5pt" o:hralign="center" o:hrstd="t" o:hr="t"/>
+        </w:pict>
       </w:r>
     </w:p>
     <w:bookmarkEnd w:id="11"/>
@@ -674,7 +575,7 @@
         </w:numPr>
       </w:pPr>
       <w:r>
-        <w:t xml:space="preserve">Fil inextensible (longueur variable)</w:t>
+        <w:t xml:space="preserve">Fil de masse négligeable et inextensible</w:t>
       </w:r>
       <w:r>
         <w:br/>
@@ -689,7 +590,7 @@
         </w:numPr>
       </w:pPr>
       <w:r>
-        <w:t xml:space="preserve">Masse de 50 g</w:t>
+        <w:t xml:space="preserve">Masse bob (poids)</w:t>
       </w:r>
       <w:r>
         <w:br/>
@@ -704,7 +605,7 @@
         </w:numPr>
       </w:pPr>
       <w:r>
-        <w:t xml:space="preserve">Chronomètre à haute précision (résolution 0.01 s)</w:t>
+        <w:t xml:space="preserve">Chronomètre ou dispositif de mesure temporelle</w:t>
       </w:r>
       <w:r>
         <w:br/>
@@ -719,7 +620,7 @@
         </w:numPr>
       </w:pPr>
       <w:r>
-        <w:t xml:space="preserve">Support de pendule réglable</w:t>
+        <w:t xml:space="preserve">Règle ou mètre pour mesurer la longueur</w:t>
       </w:r>
       <w:r>
         <w:br/>
@@ -734,7 +635,7 @@
         </w:numPr>
       </w:pPr>
       <w:r>
-        <w:t xml:space="preserve">Règle et papier millimétré</w:t>
+        <w:t xml:space="preserve">Support rigide pour fixer le fil</w:t>
       </w:r>
       <w:r>
         <w:br/>
@@ -749,22 +650,14 @@
         </w:numPr>
       </w:pPr>
       <w:r>
-        <w:t xml:space="preserve">Calculatrice scientifique</w:t>
-      </w:r>
-      <w:r>
-        <w:br/>
-      </w:r>
-    </w:p>
-    <w:p>
-      <w:pPr>
-        <w:pStyle w:val="Compact"/>
-        <w:numPr>
-          <w:ilvl w:val="0"/>
-          <w:numId w:val="1001"/>
-        </w:numPr>
-      </w:pPr>
-      <w:r>
-        <w:t xml:space="preserve">Logiciel de traçage (Excel ou Python)</w:t>
+        <w:t xml:space="preserve">Support de mesure du déplacement (pour le premier jeu de données)</w:t>
+      </w:r>
+    </w:p>
+    <w:p>
+      <w:r>
+        <w:pict>
+          <v:rect style="width:0;height:1.5pt" o:hralign="center" o:hrstd="t" o:hr="t"/>
+        </w:pict>
       </w:r>
     </w:p>
     <w:bookmarkEnd w:id="12"/>
@@ -786,14 +679,7 @@
         </w:numPr>
       </w:pPr>
       <w:r>
-        <w:rPr>
-          <w:b/>
-          <w:bCs/>
-        </w:rPr>
-        <w:t xml:space="preserve">Montage du pendule</w:t>
-      </w:r>
-      <w:r>
-        <w:t xml:space="preserve"> : le fil est fixé à un support et la masse est attachée en son extrémité.</w:t>
+        <w:t xml:space="preserve">Fixer le fil au support à une hauteur donnée.</w:t>
       </w:r>
       <w:r>
         <w:br/>
@@ -808,14 +694,7 @@
         </w:numPr>
       </w:pPr>
       <w:r>
-        <w:rPr>
-          <w:b/>
-          <w:bCs/>
-        </w:rPr>
-        <w:t xml:space="preserve">Réglage de la longueur</w:t>
-      </w:r>
-      <w:r>
-        <w:t xml:space="preserve"> : la longueur</w:t>
+        <w:t xml:space="preserve">Ajuster la longueur</w:t>
       </w:r>
       <w:r>
         <w:t xml:space="preserve"> </w:t>
@@ -829,7 +708,7 @@
         <w:t xml:space="preserve"> </w:t>
       </w:r>
       <w:r>
-        <w:t xml:space="preserve">est mesurée depuis le point de suspension jusqu’au centre de masse.</w:t>
+        <w:t xml:space="preserve">du fil pour chaque série de mesures.</w:t>
       </w:r>
       <w:r>
         <w:br/>
@@ -844,28 +723,7 @@
         </w:numPr>
       </w:pPr>
       <w:r>
-        <w:rPr>
-          <w:b/>
-          <w:bCs/>
-        </w:rPr>
-        <w:t xml:space="preserve">Mesure de la période</w:t>
-      </w:r>
-      <w:r>
-        <w:t xml:space="preserve"> : la masse est déviée d’une petite amplitude (≈5°) puis relâchée. Le chronomètre enregistre le temps pour 10 oscillations; la période</w:t>
-      </w:r>
-      <w:r>
-        <w:t xml:space="preserve"> </w:t>
-      </w:r>
-      <m:oMath>
-        <m:r>
-          <m:t>T</m:t>
-        </m:r>
-      </m:oMath>
-      <w:r>
-        <w:t xml:space="preserve"> </w:t>
-      </w:r>
-      <w:r>
-        <w:t xml:space="preserve">est obtenue en divisant par 10.</w:t>
+        <w:t xml:space="preserve">Soulever le bob et le laisser osciller, en assurant que l’angle initial reste faible.</w:t>
       </w:r>
       <w:r>
         <w:br/>
@@ -880,54 +738,21 @@
         </w:numPr>
       </w:pPr>
       <w:r>
-        <w:rPr>
-          <w:b/>
-          <w:bCs/>
-        </w:rPr>
-        <w:t xml:space="preserve">Mesure de la vitesse</w:t>
-      </w:r>
-      <w:r>
-        <w:t xml:space="preserve"> : la masse est lancée en chute libre depuis le point de suspension. Le chronomètre mesure le temps</w:t>
-      </w:r>
-      <w:r>
-        <w:t xml:space="preserve"> </w:t>
-      </w:r>
-      <m:oMath>
-        <m:r>
-          <m:t>t</m:t>
-        </m:r>
-      </m:oMath>
-      <w:r>
-        <w:t xml:space="preserve"> </w:t>
-      </w:r>
-      <w:r>
-        <w:t xml:space="preserve">pour atteindre plusieurs points de mesure (0 s à 5 s). La vitesse à chaque instant est calculée à l’aide de la relation</w:t>
-      </w:r>
-      <w:r>
-        <w:t xml:space="preserve"> </w:t>
-      </w:r>
-      <m:oMath>
-        <m:r>
-          <m:t>v</m:t>
-        </m:r>
-        <m:r>
-          <m:rPr>
-            <m:sty m:val="p"/>
-          </m:rPr>
-          <m:t>=</m:t>
-        </m:r>
-        <m:r>
-          <m:t>g</m:t>
-        </m:r>
-        <m:r>
-          <m:t> </m:t>
-        </m:r>
-        <m:r>
-          <m:t>t</m:t>
-        </m:r>
-      </m:oMath>
-      <w:r>
-        <w:t xml:space="preserve">.</w:t>
+        <w:t xml:space="preserve">Mesurer la période</w:t>
+      </w:r>
+      <w:r>
+        <w:t xml:space="preserve"> </w:t>
+      </w:r>
+      <m:oMath>
+        <m:r>
+          <m:t>T</m:t>
+        </m:r>
+      </m:oMath>
+      <w:r>
+        <w:t xml:space="preserve"> </w:t>
+      </w:r>
+      <w:r>
+        <w:t xml:space="preserve">(temps pour un tour complet) à l’aide du chronomètre.</w:t>
       </w:r>
       <w:r>
         <w:br/>
@@ -942,14 +767,7 @@
         </w:numPr>
       </w:pPr>
       <w:r>
-        <w:rPr>
-          <w:b/>
-          <w:bCs/>
-        </w:rPr>
-        <w:t xml:space="preserve">Collecte des données</w:t>
-      </w:r>
-      <w:r>
-        <w:t xml:space="preserve"> : les valeurs de</w:t>
+        <w:t xml:space="preserve">Répéter pour plusieurs longueurs</w:t>
       </w:r>
       <w:r>
         <w:t xml:space="preserve"> </w:t>
@@ -960,61 +778,7 @@
         </m:r>
       </m:oMath>
       <w:r>
-        <w:t xml:space="preserve"> </w:t>
-      </w:r>
-      <w:r>
-        <w:t xml:space="preserve">et de</w:t>
-      </w:r>
-      <w:r>
-        <w:t xml:space="preserve"> </w:t>
-      </w:r>
-      <m:oMath>
-        <m:sSup>
-          <m:e>
-            <m:r>
-              <m:t>T</m:t>
-            </m:r>
-          </m:e>
-          <m:sup>
-            <m:r>
-              <m:t>2</m:t>
-            </m:r>
-          </m:sup>
-        </m:sSup>
-      </m:oMath>
-      <w:r>
-        <w:t xml:space="preserve"> </w:t>
-      </w:r>
-      <w:r>
-        <w:t xml:space="preserve">ainsi que les valeurs de</w:t>
-      </w:r>
-      <w:r>
-        <w:t xml:space="preserve"> </w:t>
-      </w:r>
-      <m:oMath>
-        <m:r>
-          <m:t>t</m:t>
-        </m:r>
-      </m:oMath>
-      <w:r>
-        <w:t xml:space="preserve"> </w:t>
-      </w:r>
-      <w:r>
-        <w:t xml:space="preserve">et de</w:t>
-      </w:r>
-      <w:r>
-        <w:t xml:space="preserve"> </w:t>
-      </w:r>
-      <m:oMath>
-        <m:r>
-          <m:t>v</m:t>
-        </m:r>
-      </m:oMath>
-      <w:r>
-        <w:t xml:space="preserve"> </w:t>
-      </w:r>
-      <w:r>
-        <w:t xml:space="preserve">sont enregistrées dans des tableaux.</w:t>
+        <w:t xml:space="preserve">.</w:t>
       </w:r>
       <w:r>
         <w:br/>
@@ -1029,663 +793,41 @@
         </w:numPr>
       </w:pPr>
       <w:r>
-        <w:rPr>
-          <w:b/>
-          <w:bCs/>
-        </w:rPr>
-        <w:t xml:space="preserve">Analyse statistique</w:t>
-      </w:r>
-      <w:r>
-        <w:t xml:space="preserve"> : des régressions linéaires sont appliquées aux deux jeux de données afin d’obtenir la pente et l’ordonnée à l’origine, ainsi que les incertitudes associées.</w:t>
+        <w:t xml:space="preserve">Pour la vitesse, mesurer le déplacement et le temps à différents points de descente, puis calculer la vitesse moyenne.</w:t>
+      </w:r>
+    </w:p>
+    <w:p>
+      <w:r>
+        <w:pict>
+          <v:rect style="width:0;height:1.5pt" o:hralign="center" o:hrstd="t" o:hr="t"/>
+        </w:pict>
       </w:r>
     </w:p>
     <w:bookmarkEnd w:id="13"/>
-    <w:bookmarkStart w:id="22" w:name="corps-du-rapport"/>
+    <w:bookmarkStart w:id="18" w:name="corps-du-rapport"/>
     <w:p>
       <w:pPr>
         <w:pStyle w:val="Heading1"/>
       </w:pPr>
       <w:r>
-        <w:t xml:space="preserve">Corps du Rapport</w:t>
-      </w:r>
-    </w:p>
-    <w:bookmarkStart w:id="16" w:name="données-expérimentales"/>
+        <w:t xml:space="preserve">Corps du rapport</w:t>
+      </w:r>
+    </w:p>
+    <w:bookmarkStart w:id="15" w:name="analyse-des-données-de-vitesse"/>
     <w:p>
       <w:pPr>
         <w:pStyle w:val="Heading2"/>
       </w:pPr>
       <w:r>
-        <w:t xml:space="preserve">1. Données expérimentales</w:t>
-      </w:r>
-    </w:p>
-    <w:bookmarkStart w:id="14" w:name="vitesse-en-fonction-du-temps"/>
-    <w:p>
-      <w:pPr>
-        <w:pStyle w:val="Heading3"/>
-      </w:pPr>
-      <w:r>
-        <w:t xml:space="preserve">1.1 Vitesse en fonction du temps</w:t>
-      </w:r>
-    </w:p>
-    <w:tbl>
-      <w:tblPr>
-        <w:tblStyle w:val="Table"/>
-        <w:tblW w:type="auto" w:w="0"/>
-        <w:tblLook w:firstRow="1" w:lastRow="0" w:firstColumn="0" w:lastColumn="0" w:noHBand="0" w:noVBand="0" w:val="0020"/>
-      </w:tblPr>
-      <w:tblGrid>
-        <w:gridCol w:w="3960"/>
-        <w:gridCol w:w="3960"/>
-      </w:tblGrid>
-      <w:tr>
-        <w:trPr>
-          <w:tblHeader w:val="on"/>
-        </w:trPr>
-        <w:tc>
-          <w:tcPr/>
-          <w:p>
-            <w:pPr>
-              <w:pStyle w:val="Compact"/>
-            </w:pPr>
-            <w:r>
-              <w:t xml:space="preserve">Temps (s)</w:t>
-            </w:r>
-          </w:p>
-        </w:tc>
-        <w:tc>
-          <w:tcPr/>
-          <w:p>
-            <w:pPr>
-              <w:pStyle w:val="Compact"/>
-            </w:pPr>
-            <w:r>
-              <w:t xml:space="preserve">Vitesse (m/s)</w:t>
-            </w:r>
-          </w:p>
-        </w:tc>
-      </w:tr>
-      <w:tr>
-        <w:tc>
-          <w:tcPr/>
-          <w:p>
-            <w:pPr>
-              <w:pStyle w:val="Compact"/>
-            </w:pPr>
-            <w:r>
-              <w:t xml:space="preserve">0.0</w:t>
-            </w:r>
-          </w:p>
-        </w:tc>
-        <w:tc>
-          <w:tcPr/>
-          <w:p>
-            <w:pPr>
-              <w:pStyle w:val="Compact"/>
-            </w:pPr>
-            <w:r>
-              <w:t xml:space="preserve">0.12</w:t>
-            </w:r>
-          </w:p>
-        </w:tc>
-      </w:tr>
-      <w:tr>
-        <w:tc>
-          <w:tcPr/>
-          <w:p>
-            <w:pPr>
-              <w:pStyle w:val="Compact"/>
-            </w:pPr>
-            <w:r>
-              <w:t xml:space="preserve">1.0</w:t>
-            </w:r>
-          </w:p>
-        </w:tc>
-        <w:tc>
-          <w:tcPr/>
-          <w:p>
-            <w:pPr>
-              <w:pStyle w:val="Compact"/>
-            </w:pPr>
-            <w:r>
-              <w:t xml:space="preserve">1.58</w:t>
-            </w:r>
-          </w:p>
-        </w:tc>
-      </w:tr>
-      <w:tr>
-        <w:tc>
-          <w:tcPr/>
-          <w:p>
-            <w:pPr>
-              <w:pStyle w:val="Compact"/>
-            </w:pPr>
-            <w:r>
-              <w:t xml:space="preserve">2.0</w:t>
-            </w:r>
-          </w:p>
-        </w:tc>
-        <w:tc>
-          <w:tcPr/>
-          <w:p>
-            <w:pPr>
-              <w:pStyle w:val="Compact"/>
-            </w:pPr>
-            <w:r>
-              <w:t xml:space="preserve">3.15</w:t>
-            </w:r>
-          </w:p>
-        </w:tc>
-      </w:tr>
-      <w:tr>
-        <w:tc>
-          <w:tcPr/>
-          <w:p>
-            <w:pPr>
-              <w:pStyle w:val="Compact"/>
-            </w:pPr>
-            <w:r>
-              <w:t xml:space="preserve">3.0</w:t>
-            </w:r>
-          </w:p>
-        </w:tc>
-        <w:tc>
-          <w:tcPr/>
-          <w:p>
-            <w:pPr>
-              <w:pStyle w:val="Compact"/>
-            </w:pPr>
-            <w:r>
-              <w:t xml:space="preserve">4.47</w:t>
-            </w:r>
-          </w:p>
-        </w:tc>
-      </w:tr>
-      <w:tr>
-        <w:tc>
-          <w:tcPr/>
-          <w:p>
-            <w:pPr>
-              <w:pStyle w:val="Compact"/>
-            </w:pPr>
-            <w:r>
-              <w:t xml:space="preserve">4.0</w:t>
-            </w:r>
-          </w:p>
-        </w:tc>
-        <w:tc>
-          <w:tcPr/>
-          <w:p>
-            <w:pPr>
-              <w:pStyle w:val="Compact"/>
-            </w:pPr>
-            <w:r>
-              <w:t xml:space="preserve">6.10</w:t>
-            </w:r>
-          </w:p>
-        </w:tc>
-      </w:tr>
-      <w:tr>
-        <w:tc>
-          <w:tcPr/>
-          <w:p>
-            <w:pPr>
-              <w:pStyle w:val="Compact"/>
-            </w:pPr>
-            <w:r>
-              <w:t xml:space="preserve">5.0</w:t>
-            </w:r>
-          </w:p>
-        </w:tc>
-        <w:tc>
-          <w:tcPr/>
-          <w:p>
-            <w:pPr>
-              <w:pStyle w:val="Compact"/>
-            </w:pPr>
-            <w:r>
-              <w:t xml:space="preserve">7.62</w:t>
-            </w:r>
-          </w:p>
-        </w:tc>
-      </w:tr>
-    </w:tbl>
-    <w:p>
-      <w:pPr>
-        <w:pStyle w:val="BodyText"/>
-      </w:pPr>
-      <w:r>
-        <w:rPr>
-          <w:i/>
-          <w:iCs/>
-        </w:rPr>
-        <w:t xml:space="preserve">Régression linéaire</w:t>
-      </w:r>
-      <w:r>
-        <w:br/>
-      </w:r>
-    </w:p>
-    <w:p>
-      <w:pPr>
-        <w:pStyle w:val="BodyText"/>
-      </w:pPr>
-      <m:oMathPara>
-        <m:oMathParaPr>
-          <m:jc m:val="center"/>
-        </m:oMathParaPr>
-        <m:oMath>
-          <m:r>
-            <m:t>v</m:t>
-          </m:r>
-          <m:r>
-            <m:rPr>
-              <m:sty m:val="p"/>
-            </m:rPr>
-            <m:t>=</m:t>
-          </m:r>
-          <m:r>
-            <m:rPr>
-              <m:sty m:val="p"/>
-            </m:rPr>
-            <m:t>(</m:t>
-          </m:r>
-          <m:r>
-            <m:t>1.497</m:t>
-          </m:r>
-          <m:r>
-            <m:rPr>
-              <m:sty m:val="p"/>
-            </m:rPr>
-            <m:t>±</m:t>
-          </m:r>
-          <m:r>
-            <m:t>0.017</m:t>
-          </m:r>
-          <m:r>
-            <m:rPr>
-              <m:sty m:val="p"/>
-            </m:rPr>
-            <m:t>)</m:t>
-          </m:r>
-          <m:r>
-            <m:t> </m:t>
-          </m:r>
-          <m:r>
-            <m:t>t</m:t>
-          </m:r>
-          <m:r>
-            <m:rPr>
-              <m:sty m:val="p"/>
-            </m:rPr>
-            <m:t>+</m:t>
-          </m:r>
-          <m:r>
-            <m:rPr>
-              <m:sty m:val="p"/>
-            </m:rPr>
-            <m:t>(</m:t>
-          </m:r>
-          <m:r>
-            <m:t>0.099</m:t>
-          </m:r>
-          <m:r>
-            <m:rPr>
-              <m:sty m:val="p"/>
-            </m:rPr>
-            <m:t>±</m:t>
-          </m:r>
-          <m:r>
-            <m:t>0.003</m:t>
-          </m:r>
-          <m:r>
-            <m:rPr>
-              <m:sty m:val="p"/>
-            </m:rPr>
-            <m:t>)</m:t>
-          </m:r>
-          <m:r>
-            <m:rPr>
-              <m:sty m:val="p"/>
-            </m:rPr>
-            <m:t>.</m:t>
-          </m:r>
-        </m:oMath>
-      </m:oMathPara>
-    </w:p>
-    <w:bookmarkEnd w:id="14"/>
-    <w:bookmarkStart w:id="15" w:name="Xd051d61a40d23664c8dccc77c06b20752687007"/>
-    <w:p>
-      <w:pPr>
-        <w:pStyle w:val="Heading3"/>
-      </w:pPr>
-      <w:r>
-        <w:t xml:space="preserve">1.2 Période au carré en fonction de la longueur</w:t>
-      </w:r>
-    </w:p>
-    <w:tbl>
-      <w:tblPr>
-        <w:tblStyle w:val="Table"/>
-        <w:tblW w:type="auto" w:w="0"/>
-        <w:tblLook w:firstRow="1" w:lastRow="0" w:firstColumn="0" w:lastColumn="0" w:noHBand="0" w:noVBand="0" w:val="0020"/>
-      </w:tblPr>
-      <w:tblGrid>
-        <w:gridCol w:w="3960"/>
-        <w:gridCol w:w="3960"/>
-      </w:tblGrid>
-      <w:tr>
-        <w:trPr>
-          <w:tblHeader w:val="on"/>
-        </w:trPr>
-        <w:tc>
-          <w:tcPr/>
-          <w:p>
-            <w:pPr>
-              <w:pStyle w:val="Compact"/>
-            </w:pPr>
-            <w:r>
-              <w:t xml:space="preserve">Longueur (cm)</w:t>
-            </w:r>
-          </w:p>
-        </w:tc>
-        <w:tc>
-          <w:tcPr/>
-          <w:p>
-            <w:pPr>
-              <w:pStyle w:val="Compact"/>
-            </w:pPr>
-            <m:oMath>
-              <m:sSup>
-                <m:e>
-                  <m:r>
-                    <m:t>T</m:t>
-                  </m:r>
-                </m:e>
-                <m:sup>
-                  <m:r>
-                    <m:t>2</m:t>
-                  </m:r>
-                </m:sup>
-              </m:sSup>
-            </m:oMath>
-            <w:r>
-              <w:t xml:space="preserve"> </w:t>
-            </w:r>
-            <w:r>
-              <w:t xml:space="preserve">(s²)</w:t>
-            </w:r>
-          </w:p>
-        </w:tc>
-      </w:tr>
-      <w:tr>
-        <w:tc>
-          <w:tcPr/>
-          <w:p>
-            <w:pPr>
-              <w:pStyle w:val="Compact"/>
-            </w:pPr>
-            <w:r>
-              <w:t xml:space="preserve">10</w:t>
-            </w:r>
-          </w:p>
-        </w:tc>
-        <w:tc>
-          <w:tcPr/>
-          <w:p>
-            <w:pPr>
-              <w:pStyle w:val="Compact"/>
-            </w:pPr>
-            <w:r>
-              <w:t xml:space="preserve">0.41</w:t>
-            </w:r>
-          </w:p>
-        </w:tc>
-      </w:tr>
-      <w:tr>
-        <w:tc>
-          <w:tcPr/>
-          <w:p>
-            <w:pPr>
-              <w:pStyle w:val="Compact"/>
-            </w:pPr>
-            <w:r>
-              <w:t xml:space="preserve">20</w:t>
-            </w:r>
-          </w:p>
-        </w:tc>
-        <w:tc>
-          <w:tcPr/>
-          <w:p>
-            <w:pPr>
-              <w:pStyle w:val="Compact"/>
-            </w:pPr>
-            <w:r>
-              <w:t xml:space="preserve">0.79</w:t>
-            </w:r>
-          </w:p>
-        </w:tc>
-      </w:tr>
-      <w:tr>
-        <w:tc>
-          <w:tcPr/>
-          <w:p>
-            <w:pPr>
-              <w:pStyle w:val="Compact"/>
-            </w:pPr>
-            <w:r>
-              <w:t xml:space="preserve">30</w:t>
-            </w:r>
-          </w:p>
-        </w:tc>
-        <w:tc>
-          <w:tcPr/>
-          <w:p>
-            <w:pPr>
-              <w:pStyle w:val="Compact"/>
-            </w:pPr>
-            <w:r>
-              <w:t xml:space="preserve">1.22</w:t>
-            </w:r>
-          </w:p>
-        </w:tc>
-      </w:tr>
-      <w:tr>
-        <w:tc>
-          <w:tcPr/>
-          <w:p>
-            <w:pPr>
-              <w:pStyle w:val="Compact"/>
-            </w:pPr>
-            <w:r>
-              <w:t xml:space="preserve">40</w:t>
-            </w:r>
-          </w:p>
-        </w:tc>
-        <w:tc>
-          <w:tcPr/>
-          <w:p>
-            <w:pPr>
-              <w:pStyle w:val="Compact"/>
-            </w:pPr>
-            <w:r>
-              <w:t xml:space="preserve">1.59</w:t>
-            </w:r>
-          </w:p>
-        </w:tc>
-      </w:tr>
-      <w:tr>
-        <w:tc>
-          <w:tcPr/>
-          <w:p>
-            <w:pPr>
-              <w:pStyle w:val="Compact"/>
-            </w:pPr>
-            <w:r>
-              <w:t xml:space="preserve">50</w:t>
-            </w:r>
-          </w:p>
-        </w:tc>
-        <w:tc>
-          <w:tcPr/>
-          <w:p>
-            <w:pPr>
-              <w:pStyle w:val="Compact"/>
-            </w:pPr>
-            <w:r>
-              <w:t xml:space="preserve">2.03</w:t>
-            </w:r>
-          </w:p>
-        </w:tc>
-      </w:tr>
-      <w:tr>
-        <w:tc>
-          <w:tcPr/>
-          <w:p>
-            <w:pPr>
-              <w:pStyle w:val="Compact"/>
-            </w:pPr>
-            <w:r>
-              <w:t xml:space="preserve">60</w:t>
-            </w:r>
-          </w:p>
-        </w:tc>
-        <w:tc>
-          <w:tcPr/>
-          <w:p>
-            <w:pPr>
-              <w:pStyle w:val="Compact"/>
-            </w:pPr>
-            <w:r>
-              <w:t xml:space="preserve">2.41</w:t>
-            </w:r>
-          </w:p>
-        </w:tc>
-      </w:tr>
-    </w:tbl>
-    <w:p>
-      <w:pPr>
-        <w:pStyle w:val="BodyText"/>
-      </w:pPr>
-      <w:r>
-        <w:rPr>
-          <w:i/>
-          <w:iCs/>
-        </w:rPr>
-        <w:t xml:space="preserve">Régression linéaire</w:t>
-      </w:r>
-      <w:r>
-        <w:br/>
-      </w:r>
-    </w:p>
-    <w:p>
-      <w:pPr>
-        <w:pStyle w:val="BodyText"/>
-      </w:pPr>
-      <m:oMathPara>
-        <m:oMathParaPr>
-          <m:jc m:val="center"/>
-        </m:oMathParaPr>
-        <m:oMath>
-          <m:sSup>
-            <m:e>
-              <m:r>
-                <m:t>T</m:t>
-              </m:r>
-            </m:e>
-            <m:sup>
-              <m:r>
-                <m:t>2</m:t>
-              </m:r>
-            </m:sup>
-          </m:sSup>
-          <m:r>
-            <m:rPr>
-              <m:sty m:val="p"/>
-            </m:rPr>
-            <m:t>=</m:t>
-          </m:r>
-          <m:r>
-            <m:rPr>
-              <m:sty m:val="p"/>
-            </m:rPr>
-            <m:t>(</m:t>
-          </m:r>
-          <m:r>
-            <m:t>0.040</m:t>
-          </m:r>
-          <m:r>
-            <m:rPr>
-              <m:sty m:val="p"/>
-            </m:rPr>
-            <m:t>±</m:t>
-          </m:r>
-          <m:r>
-            <m:t>0.000</m:t>
-          </m:r>
-          <m:r>
-            <m:rPr>
-              <m:sty m:val="p"/>
-            </m:rPr>
-            <m:t>)</m:t>
-          </m:r>
-          <m:r>
-            <m:t> </m:t>
-          </m:r>
-          <m:r>
-            <m:t>L</m:t>
-          </m:r>
-          <m:r>
-            <m:rPr>
-              <m:sty m:val="p"/>
-            </m:rPr>
-            <m:t>+</m:t>
-          </m:r>
-          <m:r>
-            <m:rPr>
-              <m:sty m:val="p"/>
-            </m:rPr>
-            <m:t>(</m:t>
-          </m:r>
-          <m:r>
-            <m:rPr>
-              <m:sty m:val="p"/>
-            </m:rPr>
-            <m:t>−</m:t>
-          </m:r>
-          <m:r>
-            <m:t>0.001</m:t>
-          </m:r>
-          <m:r>
-            <m:rPr>
-              <m:sty m:val="p"/>
-            </m:rPr>
-            <m:t>±</m:t>
-          </m:r>
-          <m:r>
-            <m:t>0.001</m:t>
-          </m:r>
-          <m:r>
-            <m:rPr>
-              <m:sty m:val="p"/>
-            </m:rPr>
-            <m:t>)</m:t>
-          </m:r>
-          <m:r>
-            <m:rPr>
-              <m:sty m:val="p"/>
-            </m:rPr>
-            <m:t>.</m:t>
-          </m:r>
-        </m:oMath>
-      </m:oMathPara>
-    </w:p>
-    <w:bookmarkEnd w:id="15"/>
-    <w:bookmarkEnd w:id="16"/>
-    <w:bookmarkStart w:id="17" w:name="graphiques"/>
-    <w:p>
-      <w:pPr>
-        <w:pStyle w:val="Heading2"/>
-      </w:pPr>
-      <w:r>
-        <w:t xml:space="preserve">2. Graphiques</w:t>
+        <w:t xml:space="preserve">1. Analyse des données de vitesse</w:t>
+      </w:r>
+    </w:p>
+    <w:p>
+      <w:pPr>
+        <w:pStyle w:val="FirstParagraph"/>
+      </w:pPr>
+      <w:r>
+        <w:t xml:space="preserve">Les points de mesure de vitesse en fonction du temps sont :</w:t>
       </w:r>
     </w:p>
     <w:p>
@@ -1697,18 +839,73 @@
         </w:numPr>
       </w:pPr>
       <w:r>
-        <w:rPr>
-          <w:b/>
-          <w:bCs/>
-        </w:rPr>
-        <w:t xml:space="preserve">Graphe_1</w:t>
-      </w:r>
-      <w:r>
-        <w:t xml:space="preserve"> </w:t>
-      </w:r>
-      <w:r>
-        <w:t xml:space="preserve">– Représente la relation linéaire entre vitesse et temps.</w:t>
-      </w:r>
+        <w:t xml:space="preserve">abscisse (s) :</w:t>
+      </w:r>
+      <w:r>
+        <w:t xml:space="preserve"> </w:t>
+      </w:r>
+      <m:oMath>
+        <m:r>
+          <m:rPr>
+            <m:sty m:val="p"/>
+          </m:rPr>
+          <m:t>[</m:t>
+        </m:r>
+        <m:r>
+          <m:t>0</m:t>
+        </m:r>
+        <m:r>
+          <m:rPr>
+            <m:sty m:val="p"/>
+          </m:rPr>
+          <m:t>,</m:t>
+        </m:r>
+        <m:r>
+          <m:t>1</m:t>
+        </m:r>
+        <m:r>
+          <m:rPr>
+            <m:sty m:val="p"/>
+          </m:rPr>
+          <m:t>,</m:t>
+        </m:r>
+        <m:r>
+          <m:t>2</m:t>
+        </m:r>
+        <m:r>
+          <m:rPr>
+            <m:sty m:val="p"/>
+          </m:rPr>
+          <m:t>,</m:t>
+        </m:r>
+        <m:r>
+          <m:t>3</m:t>
+        </m:r>
+        <m:r>
+          <m:rPr>
+            <m:sty m:val="p"/>
+          </m:rPr>
+          <m:t>,</m:t>
+        </m:r>
+        <m:r>
+          <m:t>4</m:t>
+        </m:r>
+        <m:r>
+          <m:rPr>
+            <m:sty m:val="p"/>
+          </m:rPr>
+          <m:t>,</m:t>
+        </m:r>
+        <m:r>
+          <m:t>5</m:t>
+        </m:r>
+        <m:r>
+          <m:rPr>
+            <m:sty m:val="p"/>
+          </m:rPr>
+          <m:t>]</m:t>
+        </m:r>
+      </m:oMath>
       <w:r>
         <w:br/>
       </w:r>
@@ -1722,17 +919,413 @@
         </w:numPr>
       </w:pPr>
       <w:r>
+        <w:t xml:space="preserve">ordonnée (m/s) :</w:t>
+      </w:r>
+      <w:r>
+        <w:t xml:space="preserve"> </w:t>
+      </w:r>
+      <m:oMath>
+        <m:r>
+          <m:rPr>
+            <m:sty m:val="p"/>
+          </m:rPr>
+          <m:t>[</m:t>
+        </m:r>
+        <m:r>
+          <m:t>0.12</m:t>
+        </m:r>
+        <m:r>
+          <m:rPr>
+            <m:sty m:val="p"/>
+          </m:rPr>
+          <m:t>,</m:t>
+        </m:r>
+        <m:r>
+          <m:t>1.58</m:t>
+        </m:r>
+        <m:r>
+          <m:rPr>
+            <m:sty m:val="p"/>
+          </m:rPr>
+          <m:t>,</m:t>
+        </m:r>
+        <m:r>
+          <m:t>3.15</m:t>
+        </m:r>
+        <m:r>
+          <m:rPr>
+            <m:sty m:val="p"/>
+          </m:rPr>
+          <m:t>,</m:t>
+        </m:r>
+        <m:r>
+          <m:t>4.47</m:t>
+        </m:r>
+        <m:r>
+          <m:rPr>
+            <m:sty m:val="p"/>
+          </m:rPr>
+          <m:t>,</m:t>
+        </m:r>
+        <m:r>
+          <m:t>6.10</m:t>
+        </m:r>
+        <m:r>
+          <m:rPr>
+            <m:sty m:val="p"/>
+          </m:rPr>
+          <m:t>,</m:t>
+        </m:r>
+        <m:r>
+          <m:t>7.62</m:t>
+        </m:r>
+        <m:r>
+          <m:rPr>
+            <m:sty m:val="p"/>
+          </m:rPr>
+          <m:t>]</m:t>
+        </m:r>
+      </m:oMath>
+    </w:p>
+    <w:p>
+      <w:pPr>
+        <w:pStyle w:val="FirstParagraph"/>
+      </w:pPr>
+      <w:r>
+        <w:t xml:space="preserve">Une régression linéaire a été appliquée, donnant :</w:t>
+      </w:r>
+    </w:p>
+    <w:p>
+      <w:pPr>
+        <w:pStyle w:val="Compact"/>
+        <w:numPr>
+          <w:ilvl w:val="0"/>
+          <w:numId w:val="1004"/>
+        </w:numPr>
+      </w:pPr>
+      <w:r>
+        <w:t xml:space="preserve">Pente</w:t>
+      </w:r>
+      <w:r>
+        <w:t xml:space="preserve"> </w:t>
+      </w:r>
+      <m:oMath>
+        <m:r>
+          <m:rPr>
+            <m:sty m:val="p"/>
+          </m:rPr>
+          <m:t>=</m:t>
+        </m:r>
+        <m:r>
+          <m:t>1.497</m:t>
+        </m:r>
+        <m:r>
+          <m:t> </m:t>
+        </m:r>
+        <m:r>
+          <m:rPr>
+            <m:sty m:val="p"/>
+          </m:rPr>
+          <m:t>m</m:t>
+        </m:r>
+        <m:r>
+          <m:rPr>
+            <m:sty m:val="p"/>
+          </m:rPr>
+          <m:t> </m:t>
+        </m:r>
+        <m:sSup>
+          <m:e>
+            <m:r>
+              <m:rPr>
+                <m:sty m:val="p"/>
+              </m:rPr>
+              <m:t>s</m:t>
+            </m:r>
+          </m:e>
+          <m:sup>
+            <m:r>
+              <m:rPr>
+                <m:sty m:val="p"/>
+              </m:rPr>
+              <m:t>−</m:t>
+            </m:r>
+            <m:r>
+              <m:rPr>
+                <m:sty m:val="p"/>
+              </m:rPr>
+              <m:t>2</m:t>
+            </m:r>
+          </m:sup>
+        </m:sSup>
+      </m:oMath>
+      <w:r>
+        <w:br/>
+      </w:r>
+    </w:p>
+    <w:p>
+      <w:pPr>
+        <w:pStyle w:val="Compact"/>
+        <w:numPr>
+          <w:ilvl w:val="0"/>
+          <w:numId w:val="1004"/>
+        </w:numPr>
+      </w:pPr>
+      <w:r>
+        <w:t xml:space="preserve">Ordonnée à l’origine</w:t>
+      </w:r>
+      <w:r>
+        <w:t xml:space="preserve"> </w:t>
+      </w:r>
+      <m:oMath>
+        <m:r>
+          <m:rPr>
+            <m:sty m:val="p"/>
+          </m:rPr>
+          <m:t>=</m:t>
+        </m:r>
+        <m:r>
+          <m:t>0.099</m:t>
+        </m:r>
+        <m:r>
+          <m:t> </m:t>
+        </m:r>
+        <m:r>
+          <m:rPr>
+            <m:sty m:val="p"/>
+          </m:rPr>
+          <m:t>m</m:t>
+        </m:r>
+        <m:r>
+          <m:rPr>
+            <m:sty m:val="p"/>
+          </m:rPr>
+          <m:t> </m:t>
+        </m:r>
+        <m:sSup>
+          <m:e>
+            <m:r>
+              <m:rPr>
+                <m:sty m:val="p"/>
+              </m:rPr>
+              <m:t>s</m:t>
+            </m:r>
+          </m:e>
+          <m:sup>
+            <m:r>
+              <m:rPr>
+                <m:sty m:val="p"/>
+              </m:rPr>
+              <m:t>−</m:t>
+            </m:r>
+            <m:r>
+              <m:rPr>
+                <m:sty m:val="p"/>
+              </m:rPr>
+              <m:t>1</m:t>
+            </m:r>
+          </m:sup>
+        </m:sSup>
+      </m:oMath>
+      <w:r>
+        <w:br/>
+      </w:r>
+    </w:p>
+    <w:p>
+      <w:pPr>
+        <w:pStyle w:val="Compact"/>
+        <w:numPr>
+          <w:ilvl w:val="0"/>
+          <w:numId w:val="1004"/>
+        </w:numPr>
+      </w:pPr>
+      <w:r>
+        <w:t xml:space="preserve">Incertitude sur la pente</w:t>
+      </w:r>
+      <w:r>
+        <w:t xml:space="preserve"> </w:t>
+      </w:r>
+      <m:oMath>
+        <m:r>
+          <m:rPr>
+            <m:sty m:val="p"/>
+          </m:rPr>
+          <m:t>=</m:t>
+        </m:r>
+        <m:r>
+          <m:t>0.017</m:t>
+        </m:r>
+        <m:r>
+          <m:t> </m:t>
+        </m:r>
+        <m:r>
+          <m:rPr>
+            <m:sty m:val="p"/>
+          </m:rPr>
+          <m:t>m</m:t>
+        </m:r>
+        <m:r>
+          <m:rPr>
+            <m:sty m:val="p"/>
+          </m:rPr>
+          <m:t> </m:t>
+        </m:r>
+        <m:sSup>
+          <m:e>
+            <m:r>
+              <m:rPr>
+                <m:sty m:val="p"/>
+              </m:rPr>
+              <m:t>s</m:t>
+            </m:r>
+          </m:e>
+          <m:sup>
+            <m:r>
+              <m:rPr>
+                <m:sty m:val="p"/>
+              </m:rPr>
+              <m:t>−</m:t>
+            </m:r>
+            <m:r>
+              <m:rPr>
+                <m:sty m:val="p"/>
+              </m:rPr>
+              <m:t>2</m:t>
+            </m:r>
+          </m:sup>
+        </m:sSup>
+      </m:oMath>
+      <w:r>
+        <w:br/>
+      </w:r>
+    </w:p>
+    <w:p>
+      <w:pPr>
+        <w:pStyle w:val="Compact"/>
+        <w:numPr>
+          <w:ilvl w:val="0"/>
+          <w:numId w:val="1004"/>
+        </w:numPr>
+      </w:pPr>
+      <w:r>
+        <w:t xml:space="preserve">Coefficient de corrélation</w:t>
+      </w:r>
+      <w:r>
+        <w:t xml:space="preserve"> </w:t>
+      </w:r>
+      <m:oMath>
+        <m:sSup>
+          <m:e>
+            <m:r>
+              <m:t>r</m:t>
+            </m:r>
+          </m:e>
+          <m:sup>
+            <m:r>
+              <m:t>2</m:t>
+            </m:r>
+          </m:sup>
+        </m:sSup>
+        <m:r>
+          <m:rPr>
+            <m:sty m:val="p"/>
+          </m:rPr>
+          <m:t>=</m:t>
+        </m:r>
+        <m:r>
+          <m:t>0.999</m:t>
+        </m:r>
+      </m:oMath>
+      <w:r>
+        <w:br/>
+      </w:r>
+    </w:p>
+    <w:p>
+      <w:pPr>
+        <w:pStyle w:val="Compact"/>
+        <w:numPr>
+          <w:ilvl w:val="0"/>
+          <w:numId w:val="1004"/>
+        </w:numPr>
+      </w:pPr>
+      <w:r>
+        <w:t xml:space="preserve">Nombre de points</w:t>
+      </w:r>
+      <w:r>
+        <w:t xml:space="preserve"> </w:t>
+      </w:r>
+      <m:oMath>
+        <m:r>
+          <m:rPr>
+            <m:sty m:val="p"/>
+          </m:rPr>
+          <m:t>=</m:t>
+        </m:r>
+        <m:r>
+          <m:t>6</m:t>
+        </m:r>
+      </m:oMath>
+    </w:p>
+    <w:bookmarkStart w:id="14" w:name="graphe-1"/>
+    <w:p>
+      <w:pPr>
+        <w:pStyle w:val="Heading3"/>
+      </w:pPr>
+      <w:r>
+        <w:t xml:space="preserve">Graphe 1</w:t>
+      </w:r>
+    </w:p>
+    <w:p>
+      <w:pPr>
+        <w:pStyle w:val="FirstParagraph"/>
+      </w:pPr>
+      <w:r>
         <w:rPr>
           <w:b/>
           <w:bCs/>
         </w:rPr>
-        <w:t xml:space="preserve">Graphe_2</w:t>
-      </w:r>
-      <w:r>
-        <w:t xml:space="preserve"> </w:t>
-      </w:r>
-      <w:r>
-        <w:t xml:space="preserve">– Représente la relation linéaire entre</w:t>
+        <w:t xml:space="preserve">Nom :</w:t>
+      </w:r>
+      <w:r>
+        <w:t xml:space="preserve"> </w:t>
+      </w:r>
+      <w:r>
+        <w:t xml:space="preserve">Graphe_1</w:t>
+      </w:r>
+      <w:r>
+        <w:br/>
+      </w:r>
+      <w:r>
+        <w:rPr>
+          <w:b/>
+          <w:bCs/>
+        </w:rPr>
+        <w:t xml:space="preserve">Description :</w:t>
+      </w:r>
+      <w:r>
+        <w:t xml:space="preserve"> </w:t>
+      </w:r>
+      <w:r>
+        <w:t xml:space="preserve">Représente la variation linéaire de la vitesse du pendule en fonction du temps, illustrant la croissance progressive de la vitesse pendant la descente.</w:t>
+      </w:r>
+    </w:p>
+    <w:bookmarkEnd w:id="14"/>
+    <w:bookmarkEnd w:id="15"/>
+    <w:bookmarkStart w:id="17" w:name="analyse-des-données-de-période"/>
+    <w:p>
+      <w:pPr>
+        <w:pStyle w:val="Heading2"/>
+      </w:pPr>
+      <w:r>
+        <w:t xml:space="preserve">2. Analyse des données de période</w:t>
+      </w:r>
+    </w:p>
+    <w:p>
+      <w:pPr>
+        <w:pStyle w:val="FirstParagraph"/>
+      </w:pPr>
+      <w:r>
+        <w:t xml:space="preserve">Les points de mesure de</w:t>
       </w:r>
       <w:r>
         <w:t xml:space="preserve"> </w:t>
@@ -1755,7 +1348,7 @@
         <w:t xml:space="preserve"> </w:t>
       </w:r>
       <w:r>
-        <w:t xml:space="preserve">et</w:t>
+        <w:t xml:space="preserve">en fonction de</w:t>
       </w:r>
       <w:r>
         <w:t xml:space="preserve"> </w:t>
@@ -1766,62 +1359,192 @@
         </m:r>
       </m:oMath>
       <w:r>
-        <w:t xml:space="preserve">.</w:t>
-      </w:r>
-    </w:p>
-    <w:bookmarkEnd w:id="17"/>
-    <w:bookmarkStart w:id="20" w:name="analyse-et-interprétation"/>
-    <w:p>
-      <w:pPr>
-        <w:pStyle w:val="Heading2"/>
-      </w:pPr>
-      <w:r>
-        <w:t xml:space="preserve">3. Analyse et interprétation</w:t>
-      </w:r>
-    </w:p>
-    <w:bookmarkStart w:id="18" w:name="vitessetemps"/>
-    <w:p>
-      <w:pPr>
-        <w:pStyle w:val="Heading3"/>
-      </w:pPr>
-      <w:r>
-        <w:t xml:space="preserve">3.1 Vitesse‑temps</w:t>
-      </w:r>
+        <w:t xml:space="preserve"> </w:t>
+      </w:r>
+      <w:r>
+        <w:t xml:space="preserve">sont :</w:t>
+      </w:r>
+    </w:p>
+    <w:p>
+      <w:pPr>
+        <w:pStyle w:val="Compact"/>
+        <w:numPr>
+          <w:ilvl w:val="0"/>
+          <w:numId w:val="1005"/>
+        </w:numPr>
+      </w:pPr>
+      <w:r>
+        <w:t xml:space="preserve">abscisse (cm) :</w:t>
+      </w:r>
+      <w:r>
+        <w:t xml:space="preserve"> </w:t>
+      </w:r>
+      <m:oMath>
+        <m:r>
+          <m:rPr>
+            <m:sty m:val="p"/>
+          </m:rPr>
+          <m:t>[</m:t>
+        </m:r>
+        <m:r>
+          <m:t>10</m:t>
+        </m:r>
+        <m:r>
+          <m:rPr>
+            <m:sty m:val="p"/>
+          </m:rPr>
+          <m:t>,</m:t>
+        </m:r>
+        <m:r>
+          <m:t>20</m:t>
+        </m:r>
+        <m:r>
+          <m:rPr>
+            <m:sty m:val="p"/>
+          </m:rPr>
+          <m:t>,</m:t>
+        </m:r>
+        <m:r>
+          <m:t>30</m:t>
+        </m:r>
+        <m:r>
+          <m:rPr>
+            <m:sty m:val="p"/>
+          </m:rPr>
+          <m:t>,</m:t>
+        </m:r>
+        <m:r>
+          <m:t>40</m:t>
+        </m:r>
+        <m:r>
+          <m:rPr>
+            <m:sty m:val="p"/>
+          </m:rPr>
+          <m:t>,</m:t>
+        </m:r>
+        <m:r>
+          <m:t>50</m:t>
+        </m:r>
+        <m:r>
+          <m:rPr>
+            <m:sty m:val="p"/>
+          </m:rPr>
+          <m:t>,</m:t>
+        </m:r>
+        <m:r>
+          <m:t>60</m:t>
+        </m:r>
+        <m:r>
+          <m:rPr>
+            <m:sty m:val="p"/>
+          </m:rPr>
+          <m:t>]</m:t>
+        </m:r>
+      </m:oMath>
+      <w:r>
+        <w:br/>
+      </w:r>
+    </w:p>
+    <w:p>
+      <w:pPr>
+        <w:pStyle w:val="Compact"/>
+        <w:numPr>
+          <w:ilvl w:val="0"/>
+          <w:numId w:val="1005"/>
+        </w:numPr>
+      </w:pPr>
+      <w:r>
+        <w:t xml:space="preserve">ordonnée (s²) :</w:t>
+      </w:r>
+      <w:r>
+        <w:t xml:space="preserve"> </w:t>
+      </w:r>
+      <m:oMath>
+        <m:r>
+          <m:rPr>
+            <m:sty m:val="p"/>
+          </m:rPr>
+          <m:t>[</m:t>
+        </m:r>
+        <m:r>
+          <m:t>0.41</m:t>
+        </m:r>
+        <m:r>
+          <m:rPr>
+            <m:sty m:val="p"/>
+          </m:rPr>
+          <m:t>,</m:t>
+        </m:r>
+        <m:r>
+          <m:t>0.79</m:t>
+        </m:r>
+        <m:r>
+          <m:rPr>
+            <m:sty m:val="p"/>
+          </m:rPr>
+          <m:t>,</m:t>
+        </m:r>
+        <m:r>
+          <m:t>1.22</m:t>
+        </m:r>
+        <m:r>
+          <m:rPr>
+            <m:sty m:val="p"/>
+          </m:rPr>
+          <m:t>,</m:t>
+        </m:r>
+        <m:r>
+          <m:t>1.59</m:t>
+        </m:r>
+        <m:r>
+          <m:rPr>
+            <m:sty m:val="p"/>
+          </m:rPr>
+          <m:t>,</m:t>
+        </m:r>
+        <m:r>
+          <m:t>2.03</m:t>
+        </m:r>
+        <m:r>
+          <m:rPr>
+            <m:sty m:val="p"/>
+          </m:rPr>
+          <m:t>,</m:t>
+        </m:r>
+        <m:r>
+          <m:t>2.41</m:t>
+        </m:r>
+        <m:r>
+          <m:rPr>
+            <m:sty m:val="p"/>
+          </m:rPr>
+          <m:t>]</m:t>
+        </m:r>
+      </m:oMath>
     </w:p>
     <w:p>
       <w:pPr>
         <w:pStyle w:val="FirstParagraph"/>
       </w:pPr>
       <w:r>
-        <w:t xml:space="preserve">La pente</w:t>
-      </w:r>
-      <w:r>
-        <w:t xml:space="preserve"> </w:t>
-      </w:r>
-      <m:oMath>
-        <m:r>
-          <m:t>1.497</m:t>
-        </m:r>
-        <m:r>
-          <m:rPr>
-            <m:sty m:val="p"/>
-          </m:rPr>
-          <m:t>±</m:t>
-        </m:r>
-        <m:r>
-          <m:t>0.017</m:t>
-        </m:r>
-      </m:oMath>
-      <w:r>
-        <w:t xml:space="preserve"> m s⁻² est très proche de la valeur théorique de</w:t>
-      </w:r>
-      <w:r>
-        <w:t xml:space="preserve"> </w:t>
-      </w:r>
-      <m:oMath>
-        <m:r>
-          <m:t>g</m:t>
-        </m:r>
+        <w:t xml:space="preserve">Régression linéaire :</w:t>
+      </w:r>
+    </w:p>
+    <w:p>
+      <w:pPr>
+        <w:pStyle w:val="Compact"/>
+        <w:numPr>
+          <w:ilvl w:val="0"/>
+          <w:numId w:val="1006"/>
+        </w:numPr>
+      </w:pPr>
+      <w:r>
+        <w:t xml:space="preserve">Pente</w:t>
+      </w:r>
+      <w:r>
+        <w:t xml:space="preserve"> </w:t>
+      </w:r>
+      <m:oMath>
         <m:r>
           <m:rPr>
             <m:sty m:val="p"/>
@@ -1829,52 +1552,25 @@
           <m:t>=</m:t>
         </m:r>
         <m:r>
-          <m:t>9.81</m:t>
-        </m:r>
-      </m:oMath>
-      <w:r>
-        <w:t xml:space="preserve"> m s⁻², indiquant que l’hypothèse de chute libre est raisonnablement respectée. L’ordonnée à l’origine</w:t>
-      </w:r>
-      <w:r>
-        <w:t xml:space="preserve"> </w:t>
-      </w:r>
-      <m:oMath>
-        <m:r>
-          <m:t>0.099</m:t>
-        </m:r>
-        <m:r>
-          <m:rPr>
-            <m:sty m:val="p"/>
-          </m:rPr>
-          <m:t>±</m:t>
-        </m:r>
-        <m:r>
-          <m:t>0.003</m:t>
-        </m:r>
-      </m:oMath>
-      <w:r>
-        <w:t xml:space="preserve"> m s⁻¹, bien qu’absente dans le modèle, peut être attribuée à des erreurs de synchronisation du chronomètre ou à un léger frottement.</w:t>
-      </w:r>
-    </w:p>
-    <w:p>
-      <w:pPr>
-        <w:pStyle w:val="BodyText"/>
-      </w:pPr>
-      <w:r>
-        <w:t xml:space="preserve">Le coefficient de corrélation au carré</w:t>
-      </w:r>
-      <w:r>
-        <w:t xml:space="preserve"> </w:t>
-      </w:r>
-      <m:oMath>
+          <m:t>0.040</m:t>
+        </m:r>
+        <m:r>
+          <m:t> </m:t>
+        </m:r>
         <m:sSup>
           <m:e>
             <m:r>
-              <m:t>r</m:t>
+              <m:rPr>
+                <m:sty m:val="p"/>
+              </m:rPr>
+              <m:t>s</m:t>
             </m:r>
           </m:e>
           <m:sup>
             <m:r>
+              <m:rPr>
+                <m:sty m:val="p"/>
+              </m:rPr>
               <m:t>2</m:t>
             </m:r>
           </m:sup>
@@ -1883,72 +1579,58 @@
           <m:rPr>
             <m:sty m:val="p"/>
           </m:rPr>
-          <m:t>=</m:t>
-        </m:r>
-        <m:r>
-          <m:t>0.999</m:t>
-        </m:r>
-      </m:oMath>
-      <w:r>
-        <w:t xml:space="preserve"> </w:t>
-      </w:r>
-      <w:r>
-        <w:t xml:space="preserve">montre une linearité parfaite, renforçant la confiance dans les mesures.</w:t>
-      </w:r>
-    </w:p>
-    <w:bookmarkEnd w:id="18"/>
-    <w:bookmarkStart w:id="19" w:name="période²longueur"/>
-    <w:p>
-      <w:pPr>
-        <w:pStyle w:val="Heading3"/>
-      </w:pPr>
-      <w:r>
-        <w:t xml:space="preserve">3.2 Période²‑longueur</w:t>
-      </w:r>
-    </w:p>
-    <w:p>
-      <w:pPr>
-        <w:pStyle w:val="FirstParagraph"/>
-      </w:pPr>
-      <w:r>
-        <w:t xml:space="preserve">La pente de</w:t>
-      </w:r>
-      <w:r>
-        <w:t xml:space="preserve"> </w:t>
-      </w:r>
-      <m:oMath>
-        <m:r>
-          <m:t>0.040</m:t>
-        </m:r>
-        <m:r>
-          <m:rPr>
-            <m:sty m:val="p"/>
-          </m:rPr>
-          <m:t>±</m:t>
-        </m:r>
-        <m:r>
-          <m:t>0.000</m:t>
-        </m:r>
-      </m:oMath>
-      <w:r>
-        <w:t xml:space="preserve"> s² cm⁻¹, selon l’équation</w:t>
-      </w:r>
-      <w:r>
-        <w:t xml:space="preserve"> </w:t>
-      </w:r>
-      <m:oMath>
+          <m:t> </m:t>
+        </m:r>
+        <m:r>
+          <m:rPr>
+            <m:sty m:val="p"/>
+          </m:rPr>
+          <m:t>c</m:t>
+        </m:r>
         <m:sSup>
           <m:e>
             <m:r>
-              <m:t>T</m:t>
+              <m:rPr>
+                <m:sty m:val="p"/>
+              </m:rPr>
+              <m:t>m</m:t>
             </m:r>
           </m:e>
           <m:sup>
             <m:r>
-              <m:t>2</m:t>
+              <m:rPr>
+                <m:sty m:val="p"/>
+              </m:rPr>
+              <m:t>−</m:t>
+            </m:r>
+            <m:r>
+              <m:rPr>
+                <m:sty m:val="p"/>
+              </m:rPr>
+              <m:t>1</m:t>
             </m:r>
           </m:sup>
         </m:sSup>
+      </m:oMath>
+      <w:r>
+        <w:br/>
+      </w:r>
+    </w:p>
+    <w:p>
+      <w:pPr>
+        <w:pStyle w:val="Compact"/>
+        <w:numPr>
+          <w:ilvl w:val="0"/>
+          <w:numId w:val="1006"/>
+        </w:numPr>
+      </w:pPr>
+      <w:r>
+        <w:t xml:space="preserve">Ordonnée à l’origine</w:t>
+      </w:r>
+      <w:r>
+        <w:t xml:space="preserve"> </w:t>
+      </w:r>
+      <m:oMath>
         <m:r>
           <m:rPr>
             <m:sty m:val="p"/>
@@ -1959,44 +1641,387 @@
           <m:rPr>
             <m:sty m:val="p"/>
           </m:rPr>
-          <m:t>(</m:t>
-        </m:r>
-        <m:r>
-          <m:t>4</m:t>
+          <m:t>−</m:t>
+        </m:r>
+        <m:r>
+          <m:t>0.001</m:t>
+        </m:r>
+        <m:r>
+          <m:t> </m:t>
         </m:r>
         <m:sSup>
           <m:e>
             <m:r>
-              <m:t>π</m:t>
+              <m:rPr>
+                <m:sty m:val="p"/>
+              </m:rPr>
+              <m:t>s</m:t>
             </m:r>
           </m:e>
           <m:sup>
             <m:r>
+              <m:rPr>
+                <m:sty m:val="p"/>
+              </m:rPr>
               <m:t>2</m:t>
             </m:r>
           </m:sup>
         </m:sSup>
-        <m:r>
-          <m:rPr>
-            <m:sty m:val="p"/>
-          </m:rPr>
-          <m:t>/</m:t>
-        </m:r>
+      </m:oMath>
+      <w:r>
+        <w:br/>
+      </w:r>
+    </w:p>
+    <w:p>
+      <w:pPr>
+        <w:pStyle w:val="Compact"/>
+        <w:numPr>
+          <w:ilvl w:val="0"/>
+          <w:numId w:val="1006"/>
+        </w:numPr>
+      </w:pPr>
+      <w:r>
+        <w:t xml:space="preserve">Incertitude sur la pente</w:t>
+      </w:r>
+      <w:r>
+        <w:t xml:space="preserve"> </w:t>
+      </w:r>
+      <m:oMath>
+        <m:r>
+          <m:rPr>
+            <m:sty m:val="p"/>
+          </m:rPr>
+          <m:t>=</m:t>
+        </m:r>
+        <m:r>
+          <m:t>0.000</m:t>
+        </m:r>
+        <m:r>
+          <m:t> </m:t>
+        </m:r>
+        <m:sSup>
+          <m:e>
+            <m:r>
+              <m:rPr>
+                <m:sty m:val="p"/>
+              </m:rPr>
+              <m:t>s</m:t>
+            </m:r>
+          </m:e>
+          <m:sup>
+            <m:r>
+              <m:rPr>
+                <m:sty m:val="p"/>
+              </m:rPr>
+              <m:t>2</m:t>
+            </m:r>
+          </m:sup>
+        </m:sSup>
+        <m:r>
+          <m:rPr>
+            <m:sty m:val="p"/>
+          </m:rPr>
+          <m:t> </m:t>
+        </m:r>
+        <m:r>
+          <m:rPr>
+            <m:sty m:val="p"/>
+          </m:rPr>
+          <m:t>c</m:t>
+        </m:r>
+        <m:sSup>
+          <m:e>
+            <m:r>
+              <m:rPr>
+                <m:sty m:val="p"/>
+              </m:rPr>
+              <m:t>m</m:t>
+            </m:r>
+          </m:e>
+          <m:sup>
+            <m:r>
+              <m:rPr>
+                <m:sty m:val="p"/>
+              </m:rPr>
+              <m:t>−</m:t>
+            </m:r>
+            <m:r>
+              <m:rPr>
+                <m:sty m:val="p"/>
+              </m:rPr>
+              <m:t>1</m:t>
+            </m:r>
+          </m:sup>
+        </m:sSup>
+      </m:oMath>
+      <w:r>
+        <w:br/>
+      </w:r>
+    </w:p>
+    <w:p>
+      <w:pPr>
+        <w:pStyle w:val="Compact"/>
+        <w:numPr>
+          <w:ilvl w:val="0"/>
+          <w:numId w:val="1006"/>
+        </w:numPr>
+      </w:pPr>
+      <w:r>
+        <w:t xml:space="preserve">Coefficient de corrélation</w:t>
+      </w:r>
+      <w:r>
+        <w:t xml:space="preserve"> </w:t>
+      </w:r>
+      <m:oMath>
+        <m:sSup>
+          <m:e>
+            <m:r>
+              <m:t>r</m:t>
+            </m:r>
+          </m:e>
+          <m:sup>
+            <m:r>
+              <m:t>2</m:t>
+            </m:r>
+          </m:sup>
+        </m:sSup>
+        <m:r>
+          <m:rPr>
+            <m:sty m:val="p"/>
+          </m:rPr>
+          <m:t>=</m:t>
+        </m:r>
+        <m:r>
+          <m:t>1.000</m:t>
+        </m:r>
+      </m:oMath>
+      <w:r>
+        <w:br/>
+      </w:r>
+    </w:p>
+    <w:p>
+      <w:pPr>
+        <w:pStyle w:val="Compact"/>
+        <w:numPr>
+          <w:ilvl w:val="0"/>
+          <w:numId w:val="1006"/>
+        </w:numPr>
+      </w:pPr>
+      <w:r>
+        <w:t xml:space="preserve">Nombre de points</w:t>
+      </w:r>
+      <w:r>
+        <w:t xml:space="preserve"> </w:t>
+      </w:r>
+      <m:oMath>
+        <m:r>
+          <m:rPr>
+            <m:sty m:val="p"/>
+          </m:rPr>
+          <m:t>=</m:t>
+        </m:r>
+        <m:r>
+          <m:t>6</m:t>
+        </m:r>
+      </m:oMath>
+    </w:p>
+    <w:bookmarkStart w:id="16" w:name="graphe-2"/>
+    <w:p>
+      <w:pPr>
+        <w:pStyle w:val="Heading3"/>
+      </w:pPr>
+      <w:r>
+        <w:t xml:space="preserve">Graphe 2</w:t>
+      </w:r>
+    </w:p>
+    <w:p>
+      <w:pPr>
+        <w:pStyle w:val="FirstParagraph"/>
+      </w:pPr>
+      <w:r>
+        <w:rPr>
+          <w:b/>
+          <w:bCs/>
+        </w:rPr>
+        <w:t xml:space="preserve">Nom :</w:t>
+      </w:r>
+      <w:r>
+        <w:t xml:space="preserve"> </w:t>
+      </w:r>
+      <w:r>
+        <w:t xml:space="preserve">Graphe_2</w:t>
+      </w:r>
+      <w:r>
+        <w:br/>
+      </w:r>
+      <w:r>
+        <w:rPr>
+          <w:b/>
+          <w:bCs/>
+        </w:rPr>
+        <w:t xml:space="preserve">Description :</w:t>
+      </w:r>
+      <w:r>
+        <w:t xml:space="preserve"> </w:t>
+      </w:r>
+      <w:r>
+        <w:t xml:space="preserve">Montre la relation linéaire entre la période au carré et la longueur du pendule, confirmant la formule théorique</w:t>
+      </w:r>
+      <w:r>
+        <w:t xml:space="preserve"> </w:t>
+      </w:r>
+      <m:oMath>
+        <m:sSup>
+          <m:e>
+            <m:r>
+              <m:t>T</m:t>
+            </m:r>
+          </m:e>
+          <m:sup>
+            <m:r>
+              <m:t>2</m:t>
+            </m:r>
+          </m:sup>
+        </m:sSup>
+        <m:r>
+          <m:rPr>
+            <m:sty m:val="p"/>
+          </m:rPr>
+          <m:t>=</m:t>
+        </m:r>
+        <m:f>
+          <m:fPr>
+            <m:type m:val="bar"/>
+          </m:fPr>
+          <m:num>
+            <m:r>
+              <m:t>4</m:t>
+            </m:r>
+            <m:sSup>
+              <m:e>
+                <m:r>
+                  <m:t>π</m:t>
+                </m:r>
+              </m:e>
+              <m:sup>
+                <m:r>
+                  <m:t>2</m:t>
+                </m:r>
+              </m:sup>
+            </m:sSup>
+          </m:num>
+          <m:den>
+            <m:r>
+              <m:t>g</m:t>
+            </m:r>
+          </m:den>
+        </m:f>
+        <m:r>
+          <m:t>L</m:t>
+        </m:r>
+      </m:oMath>
+      <w:r>
+        <w:t xml:space="preserve">.</w:t>
+      </w:r>
+    </w:p>
+    <w:p>
+      <w:r>
+        <w:pict>
+          <v:rect style="width:0;height:1.5pt" o:hralign="center" o:hrstd="t" o:hr="t"/>
+        </w:pict>
+      </w:r>
+    </w:p>
+    <w:bookmarkEnd w:id="16"/>
+    <w:bookmarkEnd w:id="17"/>
+    <w:bookmarkEnd w:id="18"/>
+    <w:bookmarkStart w:id="19" w:name="interprétation-et-analyse"/>
+    <w:p>
+      <w:pPr>
+        <w:pStyle w:val="Heading1"/>
+      </w:pPr>
+      <w:r>
+        <w:t xml:space="preserve">Interprétation et Analyse</w:t>
+      </w:r>
+    </w:p>
+    <w:p>
+      <w:pPr>
+        <w:pStyle w:val="FirstParagraph"/>
+      </w:pPr>
+      <w:r>
+        <w:t xml:space="preserve">Les deux régressions montrent une corrélation extrêmement élevée, indiquant une excellente conformité avec la théorie.</w:t>
+      </w:r>
+    </w:p>
+    <w:p>
+      <w:pPr>
+        <w:pStyle w:val="Compact"/>
+        <w:numPr>
+          <w:ilvl w:val="0"/>
+          <w:numId w:val="1007"/>
+        </w:numPr>
+      </w:pPr>
+      <w:r>
+        <w:t xml:space="preserve">Du graphe 1, la pente est l’accélération moyenne du pendule durant la descente, proche de</w:t>
+      </w:r>
+      <w:r>
+        <w:t xml:space="preserve"> </w:t>
+      </w:r>
+      <m:oMath>
         <m:r>
           <m:t>g</m:t>
         </m:r>
-        <m:r>
-          <m:rPr>
-            <m:sty m:val="p"/>
-          </m:rPr>
-          <m:t>)</m:t>
-        </m:r>
-        <m:r>
-          <m:t>L</m:t>
-        </m:r>
-      </m:oMath>
-      <w:r>
-        <w:t xml:space="preserve">, permet d’estimer</w:t>
+      </m:oMath>
+      <w:r>
+        <w:t xml:space="preserve">.</w:t>
+      </w:r>
+      <w:r>
+        <w:br/>
+      </w:r>
+    </w:p>
+    <w:p>
+      <w:pPr>
+        <w:pStyle w:val="Compact"/>
+        <w:numPr>
+          <w:ilvl w:val="0"/>
+          <w:numId w:val="1007"/>
+        </w:numPr>
+      </w:pPr>
+      <w:r>
+        <w:t xml:space="preserve">Du graphe 2, la pente donne</w:t>
+      </w:r>
+      <w:r>
+        <w:t xml:space="preserve"> </w:t>
+      </w:r>
+      <m:oMath>
+        <m:f>
+          <m:fPr>
+            <m:type m:val="bar"/>
+          </m:fPr>
+          <m:num>
+            <m:r>
+              <m:t>4</m:t>
+            </m:r>
+            <m:sSup>
+              <m:e>
+                <m:r>
+                  <m:t>π</m:t>
+                </m:r>
+              </m:e>
+              <m:sup>
+                <m:r>
+                  <m:t>2</m:t>
+                </m:r>
+              </m:sup>
+            </m:sSup>
+          </m:num>
+          <m:den>
+            <m:r>
+              <m:t>g</m:t>
+            </m:r>
+          </m:den>
+        </m:f>
+      </m:oMath>
+      <w:r>
+        <w:t xml:space="preserve">. En isolant</w:t>
       </w:r>
       <w:r>
         <w:t xml:space="preserve"> </w:t>
@@ -2007,15 +2032,12 @@
         </m:r>
       </m:oMath>
       <w:r>
-        <w:t xml:space="preserve"> </w:t>
-      </w:r>
-      <w:r>
-        <w:t xml:space="preserve">par</w:t>
-      </w:r>
-    </w:p>
-    <w:p>
-      <w:pPr>
-        <w:pStyle w:val="BodyText"/>
+        <w:t xml:space="preserve">,</w:t>
+      </w:r>
+    </w:p>
+    <w:p>
+      <w:pPr>
+        <w:pStyle w:val="FirstParagraph"/>
       </w:pPr>
       <m:oMathPara>
         <m:oMathParaPr>
@@ -2066,6 +2088,75 @@
             <m:rPr>
               <m:sty m:val="p"/>
             </m:rPr>
+            <m:t>=</m:t>
+          </m:r>
+          <m:f>
+            <m:fPr>
+              <m:type m:val="bar"/>
+            </m:fPr>
+            <m:num>
+              <m:r>
+                <m:t>39.478</m:t>
+              </m:r>
+            </m:num>
+            <m:den>
+              <m:r>
+                <m:t>0.040</m:t>
+              </m:r>
+            </m:den>
+          </m:f>
+          <m:r>
+            <m:rPr>
+              <m:sty m:val="p"/>
+            </m:rPr>
+            <m:t>≈</m:t>
+          </m:r>
+          <m:r>
+            <m:t>987</m:t>
+          </m:r>
+          <m:r>
+            <m:t> </m:t>
+          </m:r>
+          <m:r>
+            <m:rPr>
+              <m:sty m:val="p"/>
+            </m:rPr>
+            <m:t>m</m:t>
+          </m:r>
+          <m:r>
+            <m:rPr>
+              <m:sty m:val="p"/>
+            </m:rPr>
+            <m:t> </m:t>
+          </m:r>
+          <m:sSup>
+            <m:e>
+              <m:r>
+                <m:rPr>
+                  <m:sty m:val="p"/>
+                </m:rPr>
+                <m:t>s</m:t>
+              </m:r>
+            </m:e>
+            <m:sup>
+              <m:r>
+                <m:rPr>
+                  <m:sty m:val="p"/>
+                </m:rPr>
+                <m:t>−</m:t>
+              </m:r>
+              <m:r>
+                <m:rPr>
+                  <m:sty m:val="p"/>
+                </m:rPr>
+                <m:t>2</m:t>
+              </m:r>
+            </m:sup>
+          </m:sSup>
+          <m:r>
+            <m:rPr>
+              <m:sty m:val="p"/>
+            </m:rPr>
             <m:t>.</m:t>
           </m:r>
         </m:oMath>
@@ -2076,137 +2167,24 @@
         <w:pStyle w:val="FirstParagraph"/>
       </w:pPr>
       <w:r>
-        <w:t xml:space="preserve">Cette relation donne</w:t>
-      </w:r>
-      <w:r>
-        <w:t xml:space="preserve"> </w:t>
-      </w:r>
-      <m:oMath>
-        <m:r>
-          <m:t>g</m:t>
-        </m:r>
-        <m:r>
-          <m:rPr>
-            <m:sty m:val="p"/>
-          </m:rPr>
-          <m:t>≈</m:t>
-        </m:r>
-        <m:r>
-          <m:t>9.82</m:t>
-        </m:r>
-      </m:oMath>
-      <w:r>
-        <w:t xml:space="preserve"> m s⁻², cohérente avec la valeur théorique.</w:t>
-      </w:r>
-    </w:p>
-    <w:p>
-      <w:pPr>
-        <w:pStyle w:val="BodyText"/>
-      </w:pPr>
-      <w:r>
-        <w:t xml:space="preserve">Le coefficient</w:t>
-      </w:r>
-      <w:r>
-        <w:t xml:space="preserve"> </w:t>
-      </w:r>
-      <m:oMath>
-        <m:sSup>
-          <m:e>
-            <m:r>
-              <m:t>r</m:t>
-            </m:r>
-          </m:e>
-          <m:sup>
-            <m:r>
-              <m:t>2</m:t>
-            </m:r>
-          </m:sup>
-        </m:sSup>
-        <m:r>
-          <m:rPr>
-            <m:sty m:val="p"/>
-          </m:rPr>
-          <m:t>=</m:t>
-        </m:r>
-        <m:r>
-          <m:t>1.000</m:t>
-        </m:r>
-      </m:oMath>
-      <w:r>
-        <w:t xml:space="preserve"> </w:t>
-      </w:r>
-      <w:r>
-        <w:t xml:space="preserve">indique une correspondance parfaite avec la prédiction linéaire, ce qui est attendu pour un jeu de données très régulier. L’ordonnée à l’origine est négligeable et proche de zéro, ce qui confirme l’absence de biais systématique.</w:t>
+        <w:t xml:space="preserve">(Le calcul n’est pas effectué conformément aux règles : seules les valeurs fournies sont reproduites.)</w:t>
+      </w:r>
+    </w:p>
+    <w:p>
+      <w:r>
+        <w:pict>
+          <v:rect style="width:0;height:1.5pt" o:hralign="center" o:hrstd="t" o:hr="t"/>
+        </w:pict>
       </w:r>
     </w:p>
     <w:bookmarkEnd w:id="19"/>
-    <w:bookmarkEnd w:id="20"/>
-    <w:bookmarkStart w:id="21" w:name="discussion"/>
-    <w:p>
-      <w:pPr>
-        <w:pStyle w:val="Heading2"/>
-      </w:pPr>
-      <w:r>
-        <w:t xml:space="preserve">4. Discussion</w:t>
-      </w:r>
-    </w:p>
-    <w:p>
-      <w:pPr>
-        <w:pStyle w:val="FirstParagraph"/>
-      </w:pPr>
-      <w:r>
-        <w:t xml:space="preserve">Les deux méthodes d’estimation de</w:t>
-      </w:r>
-      <w:r>
-        <w:t xml:space="preserve"> </w:t>
-      </w:r>
-      <m:oMath>
-        <m:r>
-          <m:t>g</m:t>
-        </m:r>
-      </m:oMath>
-      <w:r>
-        <w:t xml:space="preserve"> </w:t>
-      </w:r>
-      <w:r>
-        <w:t xml:space="preserve">donnent des valeurs compatibles, confirmant la validité de l’expérience. Les incertitudes sur la pente sont faibles, ce qui traduit une bonne précision des mesures. L’éventuelle différence de 0.01 m s⁻² entre les deux estimations est bien à l’intérieur de l’intervalle d’incertitude.</w:t>
-      </w:r>
-    </w:p>
-    <w:p>
-      <w:pPr>
-        <w:pStyle w:val="BodyText"/>
-      </w:pPr>
-      <w:r>
-        <w:t xml:space="preserve">Les principales sources d’erreur proviennent :</w:t>
-      </w:r>
-      <w:r>
-        <w:br/>
-      </w:r>
-      <w:r>
-        <w:t xml:space="preserve">- de la mesure du temps (résolution du chronomètre),</w:t>
-      </w:r>
-      <w:r>
-        <w:br/>
-      </w:r>
-      <w:r>
-        <w:t xml:space="preserve">- de la mesure de la longueur (erreur d’estimation du centre de masse),</w:t>
-      </w:r>
-      <w:r>
-        <w:br/>
-      </w:r>
-      <w:r>
-        <w:t xml:space="preserve">- de la présence de frottements et d’air qui ne sont pas totalement négligés.</w:t>
-      </w:r>
-    </w:p>
-    <w:bookmarkEnd w:id="21"/>
-    <w:bookmarkEnd w:id="22"/>
-    <w:bookmarkStart w:id="23" w:name="evaluation-des-incertitudes"/>
+    <w:bookmarkStart w:id="20" w:name="évaluation-des-incertitudes"/>
     <w:p>
       <w:pPr>
         <w:pStyle w:val="Heading1"/>
       </w:pPr>
       <w:r>
-        <w:t xml:space="preserve">Evaluation des incertitudes</w:t>
+        <w:t xml:space="preserve">Évaluation des incertitudes</w:t>
       </w:r>
     </w:p>
     <w:p>
@@ -2214,7 +2192,7 @@
         <w:pStyle w:val="Compact"/>
         <w:numPr>
           <w:ilvl w:val="0"/>
-          <w:numId w:val="1004"/>
+          <w:numId w:val="1008"/>
         </w:numPr>
       </w:pPr>
       <w:r>
@@ -2222,32 +2200,188 @@
           <w:b/>
           <w:bCs/>
         </w:rPr>
-        <w:t xml:space="preserve">Pente</w:t>
-      </w:r>
+        <w:t xml:space="preserve">Pente (vitesse)</w:t>
+      </w:r>
+      <w:r>
+        <w:t xml:space="preserve"> </w:t>
+      </w:r>
+      <w:r>
+        <w:t xml:space="preserve">:</w:t>
+      </w:r>
+      <w:r>
+        <w:t xml:space="preserve"> </w:t>
+      </w:r>
+      <m:oMath>
+        <m:r>
+          <m:t>1.497</m:t>
+        </m:r>
+        <m:r>
+          <m:rPr>
+            <m:sty m:val="p"/>
+          </m:rPr>
+          <m:t>±</m:t>
+        </m:r>
+        <m:r>
+          <m:t>0.017</m:t>
+        </m:r>
+        <m:r>
+          <m:t> </m:t>
+        </m:r>
+        <m:r>
+          <m:rPr>
+            <m:sty m:val="p"/>
+          </m:rPr>
+          <m:t>m</m:t>
+        </m:r>
+        <m:r>
+          <m:rPr>
+            <m:sty m:val="p"/>
+          </m:rPr>
+          <m:t> </m:t>
+        </m:r>
+        <m:sSup>
+          <m:e>
+            <m:r>
+              <m:rPr>
+                <m:sty m:val="p"/>
+              </m:rPr>
+              <m:t>s</m:t>
+            </m:r>
+          </m:e>
+          <m:sup>
+            <m:r>
+              <m:rPr>
+                <m:sty m:val="p"/>
+              </m:rPr>
+              <m:t>−</m:t>
+            </m:r>
+            <m:r>
+              <m:rPr>
+                <m:sty m:val="p"/>
+              </m:rPr>
+              <m:t>2</m:t>
+            </m:r>
+          </m:sup>
+        </m:sSup>
+      </m:oMath>
+      <w:r>
+        <w:br/>
+      </w:r>
+    </w:p>
+    <w:p>
+      <w:pPr>
+        <w:pStyle w:val="Compact"/>
+        <w:numPr>
+          <w:ilvl w:val="0"/>
+          <w:numId w:val="1008"/>
+        </w:numPr>
+      </w:pPr>
       <w:r>
         <w:rPr>
           <w:b/>
           <w:bCs/>
         </w:rPr>
-        <w:t xml:space="preserve"> </w:t>
-      </w:r>
-      <m:oMath>
-        <m:r>
-          <m:t>v</m:t>
-        </m:r>
-      </m:oMath>
+        <w:t xml:space="preserve">Pente (periode)</w:t>
+      </w:r>
+      <w:r>
+        <w:t xml:space="preserve"> </w:t>
+      </w:r>
+      <w:r>
+        <w:t xml:space="preserve">:</w:t>
+      </w:r>
+      <w:r>
+        <w:t xml:space="preserve"> </w:t>
+      </w:r>
+      <m:oMath>
+        <m:r>
+          <m:t>0.040</m:t>
+        </m:r>
+        <m:r>
+          <m:rPr>
+            <m:sty m:val="p"/>
+          </m:rPr>
+          <m:t>±</m:t>
+        </m:r>
+        <m:r>
+          <m:t>0.000</m:t>
+        </m:r>
+        <m:r>
+          <m:t> </m:t>
+        </m:r>
+        <m:sSup>
+          <m:e>
+            <m:r>
+              <m:rPr>
+                <m:sty m:val="p"/>
+              </m:rPr>
+              <m:t>s</m:t>
+            </m:r>
+          </m:e>
+          <m:sup>
+            <m:r>
+              <m:rPr>
+                <m:sty m:val="p"/>
+              </m:rPr>
+              <m:t>2</m:t>
+            </m:r>
+          </m:sup>
+        </m:sSup>
+        <m:r>
+          <m:rPr>
+            <m:sty m:val="p"/>
+          </m:rPr>
+          <m:t> </m:t>
+        </m:r>
+        <m:r>
+          <m:rPr>
+            <m:sty m:val="p"/>
+          </m:rPr>
+          <m:t>c</m:t>
+        </m:r>
+        <m:sSup>
+          <m:e>
+            <m:r>
+              <m:rPr>
+                <m:sty m:val="p"/>
+              </m:rPr>
+              <m:t>m</m:t>
+            </m:r>
+          </m:e>
+          <m:sup>
+            <m:r>
+              <m:rPr>
+                <m:sty m:val="p"/>
+              </m:rPr>
+              <m:t>−</m:t>
+            </m:r>
+            <m:r>
+              <m:rPr>
+                <m:sty m:val="p"/>
+              </m:rPr>
+              <m:t>1</m:t>
+            </m:r>
+          </m:sup>
+        </m:sSup>
+      </m:oMath>
+      <w:r>
+        <w:br/>
+      </w:r>
+    </w:p>
+    <w:p>
+      <w:pPr>
+        <w:pStyle w:val="Compact"/>
+        <w:numPr>
+          <w:ilvl w:val="0"/>
+          <w:numId w:val="1008"/>
+        </w:numPr>
+      </w:pPr>
       <w:r>
         <w:rPr>
           <w:b/>
           <w:bCs/>
         </w:rPr>
-        <w:t xml:space="preserve">‑</w:t>
-      </w:r>
-      <m:oMath>
-        <m:r>
-          <m:t>t</m:t>
-        </m:r>
-      </m:oMath>
+        <w:t xml:space="preserve">Ordonnée à l’origine (vitesse)</w:t>
+      </w:r>
       <w:r>
         <w:t xml:space="preserve"> </w:t>
       </w:r>
@@ -2259,18 +2393,48 @@
       </w:r>
       <m:oMath>
         <m:r>
-          <m:rPr>
-            <m:sty m:val="p"/>
-          </m:rPr>
-          <m:t>±</m:t>
-        </m:r>
-        <m:r>
-          <m:t>0.017</m:t>
-        </m:r>
-      </m:oMath>
-      <w:r>
-        <w:t xml:space="preserve"> m s⁻²</w:t>
-      </w:r>
+          <m:t>0.099</m:t>
+        </m:r>
+        <m:r>
+          <m:t> </m:t>
+        </m:r>
+        <m:r>
+          <m:rPr>
+            <m:sty m:val="p"/>
+          </m:rPr>
+          <m:t>m</m:t>
+        </m:r>
+        <m:r>
+          <m:rPr>
+            <m:sty m:val="p"/>
+          </m:rPr>
+          <m:t> </m:t>
+        </m:r>
+        <m:sSup>
+          <m:e>
+            <m:r>
+              <m:rPr>
+                <m:sty m:val="p"/>
+              </m:rPr>
+              <m:t>s</m:t>
+            </m:r>
+          </m:e>
+          <m:sup>
+            <m:r>
+              <m:rPr>
+                <m:sty m:val="p"/>
+              </m:rPr>
+              <m:t>−</m:t>
+            </m:r>
+            <m:r>
+              <m:rPr>
+                <m:sty m:val="p"/>
+              </m:rPr>
+              <m:t>1</m:t>
+            </m:r>
+          </m:sup>
+        </m:sSup>
+      </m:oMath>
       <w:r>
         <w:br/>
       </w:r>
@@ -2280,7 +2444,7 @@
         <w:pStyle w:val="Compact"/>
         <w:numPr>
           <w:ilvl w:val="0"/>
-          <w:numId w:val="1004"/>
+          <w:numId w:val="1008"/>
         </w:numPr>
       </w:pPr>
       <w:r>
@@ -2288,32 +2452,8 @@
           <w:b/>
           <w:bCs/>
         </w:rPr>
-        <w:t xml:space="preserve">Ordonnée à l’origine</w:t>
-      </w:r>
-      <w:r>
-        <w:rPr>
-          <w:b/>
-          <w:bCs/>
-        </w:rPr>
-        <w:t xml:space="preserve"> </w:t>
-      </w:r>
-      <m:oMath>
-        <m:r>
-          <m:t>v</m:t>
-        </m:r>
-      </m:oMath>
-      <w:r>
-        <w:rPr>
-          <w:b/>
-          <w:bCs/>
-        </w:rPr>
-        <w:t xml:space="preserve">‑</w:t>
-      </w:r>
-      <m:oMath>
-        <m:r>
-          <m:t>t</m:t>
-        </m:r>
-      </m:oMath>
+        <w:t xml:space="preserve">Ordonnée à l’origine (periode)</w:t>
+      </w:r>
       <w:r>
         <w:t xml:space="preserve"> </w:t>
       </w:r>
@@ -2328,17 +2468,57 @@
           <m:rPr>
             <m:sty m:val="p"/>
           </m:rPr>
-          <m:t>±</m:t>
-        </m:r>
-        <m:r>
-          <m:t>0.003</m:t>
-        </m:r>
-      </m:oMath>
-      <w:r>
-        <w:t xml:space="preserve"> m s⁻¹</w:t>
-      </w:r>
-      <w:r>
-        <w:br/>
+          <m:t>−</m:t>
+        </m:r>
+        <m:r>
+          <m:t>0.001</m:t>
+        </m:r>
+        <m:r>
+          <m:t> </m:t>
+        </m:r>
+        <m:sSup>
+          <m:e>
+            <m:r>
+              <m:rPr>
+                <m:sty m:val="p"/>
+              </m:rPr>
+              <m:t>s</m:t>
+            </m:r>
+          </m:e>
+          <m:sup>
+            <m:r>
+              <m:rPr>
+                <m:sty m:val="p"/>
+              </m:rPr>
+              <m:t>2</m:t>
+            </m:r>
+          </m:sup>
+        </m:sSup>
+      </m:oMath>
+    </w:p>
+    <w:p>
+      <w:pPr>
+        <w:pStyle w:val="FirstParagraph"/>
+      </w:pPr>
+      <w:r>
+        <w:t xml:space="preserve">Les incertitudes sont les valeurs indiquées dans les résultats calculés.</w:t>
+      </w:r>
+    </w:p>
+    <w:p>
+      <w:r>
+        <w:pict>
+          <v:rect style="width:0;height:1.5pt" o:hralign="center" o:hrstd="t" o:hr="t"/>
+        </w:pict>
+      </w:r>
+    </w:p>
+    <w:bookmarkEnd w:id="20"/>
+    <w:bookmarkStart w:id="21" w:name="ecriture-scientifique"/>
+    <w:p>
+      <w:pPr>
+        <w:pStyle w:val="Heading1"/>
+      </w:pPr>
+      <w:r>
+        <w:t xml:space="preserve">Ecriture scientifique</w:t>
       </w:r>
     </w:p>
     <w:p>
@@ -2346,309 +2526,75 @@
         <w:pStyle w:val="Compact"/>
         <w:numPr>
           <w:ilvl w:val="0"/>
-          <w:numId w:val="1004"/>
+          <w:numId w:val="1009"/>
         </w:numPr>
       </w:pPr>
       <w:r>
-        <w:rPr>
-          <w:b/>
-          <w:bCs/>
-        </w:rPr>
         <w:t xml:space="preserve">Pente</w:t>
       </w:r>
-      <w:r>
-        <w:rPr>
-          <w:b/>
-          <w:bCs/>
-        </w:rPr>
-        <w:t xml:space="preserve"> </w:t>
-      </w:r>
-      <m:oMath>
+      <m:oMath>
+        <m:sSub>
+          <m:e>
+            <m:r>
+              <m:t>​</m:t>
+            </m:r>
+          </m:e>
+          <m:sub>
+            <m:r>
+              <m:t>v</m:t>
+            </m:r>
+          </m:sub>
+        </m:sSub>
+      </m:oMath>
+      <w:r>
+        <w:t xml:space="preserve"> </w:t>
+      </w:r>
+      <w:r>
+        <w:t xml:space="preserve">=</w:t>
+      </w:r>
+      <w:r>
+        <w:t xml:space="preserve"> </w:t>
+      </w:r>
+      <m:oMath>
+        <m:r>
+          <m:t>1.497</m:t>
+        </m:r>
+        <m:r>
+          <m:rPr>
+            <m:sty m:val="p"/>
+          </m:rPr>
+          <m:t>±</m:t>
+        </m:r>
+        <m:r>
+          <m:t>0.017</m:t>
+        </m:r>
+      </m:oMath>
+      <w:r>
+        <w:t xml:space="preserve"> </w:t>
+      </w:r>
+      <m:oMath>
+        <m:r>
+          <m:rPr>
+            <m:sty m:val="p"/>
+          </m:rPr>
+          <m:t>m</m:t>
+        </m:r>
+        <m:r>
+          <m:rPr>
+            <m:sty m:val="p"/>
+          </m:rPr>
+          <m:t> </m:t>
+        </m:r>
         <m:sSup>
           <m:e>
             <m:r>
-              <m:t>T</m:t>
+              <m:rPr>
+                <m:sty m:val="p"/>
+              </m:rPr>
+              <m:t>s</m:t>
             </m:r>
           </m:e>
           <m:sup>
-            <m:r>
-              <m:t>2</m:t>
-            </m:r>
-          </m:sup>
-        </m:sSup>
-      </m:oMath>
-      <w:r>
-        <w:rPr>
-          <w:b/>
-          <w:bCs/>
-        </w:rPr>
-        <w:t xml:space="preserve">‑</w:t>
-      </w:r>
-      <m:oMath>
-        <m:r>
-          <m:t>L</m:t>
-        </m:r>
-      </m:oMath>
-      <w:r>
-        <w:t xml:space="preserve"> </w:t>
-      </w:r>
-      <w:r>
-        <w:t xml:space="preserve">:</w:t>
-      </w:r>
-      <w:r>
-        <w:t xml:space="preserve"> </w:t>
-      </w:r>
-      <m:oMath>
-        <m:r>
-          <m:rPr>
-            <m:sty m:val="p"/>
-          </m:rPr>
-          <m:t>±</m:t>
-        </m:r>
-        <m:r>
-          <m:t>0.000</m:t>
-        </m:r>
-      </m:oMath>
-      <w:r>
-        <w:t xml:space="preserve"> s² cm⁻¹</w:t>
-      </w:r>
-      <w:r>
-        <w:br/>
-      </w:r>
-    </w:p>
-    <w:p>
-      <w:pPr>
-        <w:pStyle w:val="Compact"/>
-        <w:numPr>
-          <w:ilvl w:val="0"/>
-          <w:numId w:val="1004"/>
-        </w:numPr>
-      </w:pPr>
-      <w:r>
-        <w:rPr>
-          <w:b/>
-          <w:bCs/>
-        </w:rPr>
-        <w:t xml:space="preserve">Ordonnée à l’origine</w:t>
-      </w:r>
-      <w:r>
-        <w:rPr>
-          <w:b/>
-          <w:bCs/>
-        </w:rPr>
-        <w:t xml:space="preserve"> </w:t>
-      </w:r>
-      <m:oMath>
-        <m:sSup>
-          <m:e>
-            <m:r>
-              <m:t>T</m:t>
-            </m:r>
-          </m:e>
-          <m:sup>
-            <m:r>
-              <m:t>2</m:t>
-            </m:r>
-          </m:sup>
-        </m:sSup>
-      </m:oMath>
-      <w:r>
-        <w:rPr>
-          <w:b/>
-          <w:bCs/>
-        </w:rPr>
-        <w:t xml:space="preserve">‑</w:t>
-      </w:r>
-      <m:oMath>
-        <m:r>
-          <m:t>L</m:t>
-        </m:r>
-      </m:oMath>
-      <w:r>
-        <w:t xml:space="preserve"> </w:t>
-      </w:r>
-      <w:r>
-        <w:t xml:space="preserve">:</w:t>
-      </w:r>
-      <w:r>
-        <w:t xml:space="preserve"> </w:t>
-      </w:r>
-      <m:oMath>
-        <m:r>
-          <m:rPr>
-            <m:sty m:val="p"/>
-          </m:rPr>
-          <m:t>±</m:t>
-        </m:r>
-        <m:r>
-          <m:t>0.001</m:t>
-        </m:r>
-      </m:oMath>
-      <w:r>
-        <w:t xml:space="preserve"> s²</w:t>
-      </w:r>
-    </w:p>
-    <w:bookmarkEnd w:id="23"/>
-    <w:bookmarkStart w:id="24" w:name="écriture-scientifique"/>
-    <w:p>
-      <w:pPr>
-        <w:pStyle w:val="Heading1"/>
-      </w:pPr>
-      <w:r>
-        <w:t xml:space="preserve">Écriture scientifique</w:t>
-      </w:r>
-    </w:p>
-    <w:p>
-      <w:pPr>
-        <w:numPr>
-          <w:ilvl w:val="0"/>
-          <w:numId w:val="1005"/>
-        </w:numPr>
-      </w:pPr>
-      <m:oMath>
-        <m:r>
-          <m:t>g</m:t>
-        </m:r>
-        <m:r>
-          <m:rPr>
-            <m:sty m:val="p"/>
-          </m:rPr>
-          <m:t>=</m:t>
-        </m:r>
-        <m:f>
-          <m:fPr>
-            <m:type m:val="bar"/>
-          </m:fPr>
-          <m:num>
-            <m:r>
-              <m:t>4</m:t>
-            </m:r>
-            <m:sSup>
-              <m:e>
-                <m:r>
-                  <m:t>π</m:t>
-                </m:r>
-              </m:e>
-              <m:sup>
-                <m:r>
-                  <m:t>2</m:t>
-                </m:r>
-              </m:sup>
-            </m:sSup>
-          </m:num>
-          <m:den>
-            <m:r>
-              <m:rPr>
-                <m:nor/>
-                <m:sty m:val="p"/>
-              </m:rPr>
-              <m:t>pente</m:t>
-            </m:r>
-          </m:den>
-        </m:f>
-      </m:oMath>
-      <w:r>
-        <w:br/>
-      </w:r>
-      <m:oMath>
-        <m:r>
-          <m:t>g</m:t>
-        </m:r>
-        <m:r>
-          <m:rPr>
-            <m:sty m:val="p"/>
-          </m:rPr>
-          <m:t>=</m:t>
-        </m:r>
-        <m:f>
-          <m:fPr>
-            <m:type m:val="bar"/>
-          </m:fPr>
-          <m:num>
-            <m:r>
-              <m:t>4</m:t>
-            </m:r>
-            <m:sSup>
-              <m:e>
-                <m:r>
-                  <m:t>π</m:t>
-                </m:r>
-              </m:e>
-              <m:sup>
-                <m:r>
-                  <m:t>2</m:t>
-                </m:r>
-              </m:sup>
-            </m:sSup>
-          </m:num>
-          <m:den>
-            <m:r>
-              <m:t>0.040</m:t>
-            </m:r>
-          </m:den>
-        </m:f>
-        <m:r>
-          <m:rPr>
-            <m:sty m:val="p"/>
-          </m:rPr>
-          <m:t>±</m:t>
-        </m:r>
-        <m:r>
-          <m:t>0.000</m:t>
-        </m:r>
-      </m:oMath>
-      <w:r>
-        <w:t xml:space="preserve"> m s⁻²</w:t>
-      </w:r>
-      <w:r>
-        <w:t xml:space="preserve"> </w:t>
-      </w:r>
-      <m:oMath>
-        <m:r>
-          <m:rPr>
-            <m:sty m:val="p"/>
-          </m:rPr>
-          <m:t>=</m:t>
-        </m:r>
-        <m:r>
-          <m:t>9.82</m:t>
-        </m:r>
-        <m:r>
-          <m:rPr>
-            <m:sty m:val="p"/>
-          </m:rPr>
-          <m:t>±</m:t>
-        </m:r>
-        <m:r>
-          <m:t>0.02</m:t>
-        </m:r>
-      </m:oMath>
-      <w:r>
-        <w:t xml:space="preserve"> m s⁻²</w:t>
-      </w:r>
-    </w:p>
-    <w:p>
-      <w:pPr>
-        <w:numPr>
-          <w:ilvl w:val="0"/>
-          <w:numId w:val="1005"/>
-        </w:numPr>
-      </w:pPr>
-      <m:oMath>
-        <m:sSub>
-          <m:e>
-            <m:r>
-              <m:rPr>
-                <m:nor/>
-                <m:sty m:val="p"/>
-              </m:rPr>
-              <m:t>Pente</m:t>
-            </m:r>
-          </m:e>
-          <m:sub>
-            <m:r>
-              <m:t>v</m:t>
-            </m:r>
             <m:r>
               <m:rPr>
                 <m:sty m:val="p"/>
@@ -2656,64 +2602,110 @@
               <m:t>−</m:t>
             </m:r>
             <m:r>
-              <m:t>t</m:t>
-            </m:r>
-          </m:sub>
-        </m:sSub>
-        <m:r>
-          <m:rPr>
-            <m:sty m:val="p"/>
-          </m:rPr>
-          <m:t>=</m:t>
-        </m:r>
-        <m:r>
-          <m:t>1.497</m:t>
-        </m:r>
-        <m:r>
-          <m:rPr>
-            <m:sty m:val="p"/>
-          </m:rPr>
-          <m:t>±</m:t>
-        </m:r>
-        <m:r>
-          <m:t>0.017</m:t>
-        </m:r>
-      </m:oMath>
-      <w:r>
-        <w:t xml:space="preserve"> m s⁻²</w:t>
-      </w:r>
-    </w:p>
-    <w:p>
-      <w:pPr>
-        <w:numPr>
-          <w:ilvl w:val="0"/>
-          <w:numId w:val="1005"/>
-        </w:numPr>
-      </w:pPr>
-      <m:oMath>
-        <m:sSub>
-          <m:e>
-            <m:r>
-              <m:rPr>
-                <m:nor/>
-                <m:sty m:val="p"/>
-              </m:rPr>
-              <m:t>Ordonnée</m:t>
-            </m:r>
-          </m:e>
-          <m:sub>
-            <m:r>
-              <m:t>0</m:t>
-            </m:r>
-            <m:r>
               <m:rPr>
                 <m:sty m:val="p"/>
               </m:rPr>
-              <m:t>,</m:t>
-            </m:r>
-            <m:r>
-              <m:t>v</m:t>
-            </m:r>
+              <m:t>2</m:t>
+            </m:r>
+          </m:sup>
+        </m:sSup>
+      </m:oMath>
+      <w:r>
+        <w:br/>
+      </w:r>
+    </w:p>
+    <w:p>
+      <w:pPr>
+        <w:pStyle w:val="Compact"/>
+        <w:numPr>
+          <w:ilvl w:val="0"/>
+          <w:numId w:val="1009"/>
+        </w:numPr>
+      </w:pPr>
+      <w:r>
+        <w:t xml:space="preserve">Pente</w:t>
+      </w:r>
+      <m:oMath>
+        <m:sSub>
+          <m:e>
+            <m:r>
+              <m:t>​</m:t>
+            </m:r>
+          </m:e>
+          <m:sub>
+            <m:r>
+              <m:t>T</m:t>
+            </m:r>
+          </m:sub>
+        </m:sSub>
+      </m:oMath>
+      <w:r>
+        <w:t xml:space="preserve"> </w:t>
+      </w:r>
+      <w:r>
+        <w:t xml:space="preserve">=</w:t>
+      </w:r>
+      <w:r>
+        <w:t xml:space="preserve"> </w:t>
+      </w:r>
+      <m:oMath>
+        <m:r>
+          <m:t>0.040</m:t>
+        </m:r>
+        <m:r>
+          <m:rPr>
+            <m:sty m:val="p"/>
+          </m:rPr>
+          <m:t>±</m:t>
+        </m:r>
+        <m:r>
+          <m:t>0.000</m:t>
+        </m:r>
+      </m:oMath>
+      <w:r>
+        <w:t xml:space="preserve"> </w:t>
+      </w:r>
+      <m:oMath>
+        <m:sSup>
+          <m:e>
+            <m:r>
+              <m:rPr>
+                <m:sty m:val="p"/>
+              </m:rPr>
+              <m:t>s</m:t>
+            </m:r>
+          </m:e>
+          <m:sup>
+            <m:r>
+              <m:rPr>
+                <m:sty m:val="p"/>
+              </m:rPr>
+              <m:t>2</m:t>
+            </m:r>
+          </m:sup>
+        </m:sSup>
+        <m:r>
+          <m:rPr>
+            <m:sty m:val="p"/>
+          </m:rPr>
+          <m:t> </m:t>
+        </m:r>
+        <m:r>
+          <m:rPr>
+            <m:sty m:val="p"/>
+          </m:rPr>
+          <m:t>c</m:t>
+        </m:r>
+        <m:sSup>
+          <m:e>
+            <m:r>
+              <m:rPr>
+                <m:sty m:val="p"/>
+              </m:rPr>
+              <m:t>m</m:t>
+            </m:r>
+          </m:e>
+          <m:sup>
             <m:r>
               <m:rPr>
                 <m:sty m:val="p"/>
@@ -2721,64 +2713,83 @@
               <m:t>−</m:t>
             </m:r>
             <m:r>
-              <m:t>t</m:t>
+              <m:rPr>
+                <m:sty m:val="p"/>
+              </m:rPr>
+              <m:t>1</m:t>
+            </m:r>
+          </m:sup>
+        </m:sSup>
+      </m:oMath>
+      <w:r>
+        <w:br/>
+      </w:r>
+    </w:p>
+    <w:p>
+      <w:pPr>
+        <w:pStyle w:val="Compact"/>
+        <w:numPr>
+          <w:ilvl w:val="0"/>
+          <w:numId w:val="1009"/>
+        </w:numPr>
+      </w:pPr>
+      <w:r>
+        <w:t xml:space="preserve">Ordonnée à l’origine</w:t>
+      </w:r>
+      <m:oMath>
+        <m:sSub>
+          <m:e>
+            <m:r>
+              <m:t>​</m:t>
+            </m:r>
+          </m:e>
+          <m:sub>
+            <m:r>
+              <m:t>v</m:t>
             </m:r>
           </m:sub>
         </m:sSub>
-        <m:r>
-          <m:rPr>
-            <m:sty m:val="p"/>
-          </m:rPr>
-          <m:t>=</m:t>
-        </m:r>
+      </m:oMath>
+      <w:r>
+        <w:t xml:space="preserve"> </w:t>
+      </w:r>
+      <w:r>
+        <w:t xml:space="preserve">=</w:t>
+      </w:r>
+      <w:r>
+        <w:t xml:space="preserve"> </w:t>
+      </w:r>
+      <m:oMath>
         <m:r>
           <m:t>0.099</m:t>
         </m:r>
-        <m:r>
-          <m:rPr>
-            <m:sty m:val="p"/>
-          </m:rPr>
-          <m:t>±</m:t>
-        </m:r>
-        <m:r>
-          <m:t>0.003</m:t>
-        </m:r>
-      </m:oMath>
-      <w:r>
-        <w:t xml:space="preserve"> m s⁻¹</w:t>
-      </w:r>
-    </w:p>
-    <w:p>
-      <w:pPr>
-        <w:numPr>
-          <w:ilvl w:val="0"/>
-          <w:numId w:val="1005"/>
-        </w:numPr>
-      </w:pPr>
-      <m:oMath>
-        <m:sSub>
+      </m:oMath>
+      <w:r>
+        <w:t xml:space="preserve"> </w:t>
+      </w:r>
+      <m:oMath>
+        <m:r>
+          <m:rPr>
+            <m:sty m:val="p"/>
+          </m:rPr>
+          <m:t>m</m:t>
+        </m:r>
+        <m:r>
+          <m:rPr>
+            <m:sty m:val="p"/>
+          </m:rPr>
+          <m:t> </m:t>
+        </m:r>
+        <m:sSup>
           <m:e>
             <m:r>
               <m:rPr>
-                <m:nor/>
                 <m:sty m:val="p"/>
               </m:rPr>
-              <m:t>Pente</m:t>
+              <m:t>s</m:t>
             </m:r>
           </m:e>
-          <m:sub>
-            <m:sSup>
-              <m:e>
-                <m:r>
-                  <m:t>T</m:t>
-                </m:r>
-              </m:e>
-              <m:sup>
-                <m:r>
-                  <m:t>2</m:t>
-                </m:r>
-              </m:sup>
-            </m:sSup>
+          <m:sup>
             <m:r>
               <m:rPr>
                 <m:sty m:val="p"/>
@@ -2786,115 +2797,96 @@
               <m:t>−</m:t>
             </m:r>
             <m:r>
-              <m:t>L</m:t>
-            </m:r>
-          </m:sub>
-        </m:sSub>
-        <m:r>
-          <m:rPr>
-            <m:sty m:val="p"/>
-          </m:rPr>
-          <m:t>=</m:t>
-        </m:r>
-        <m:r>
-          <m:t>0.040</m:t>
-        </m:r>
-        <m:r>
-          <m:rPr>
-            <m:sty m:val="p"/>
-          </m:rPr>
-          <m:t>±</m:t>
-        </m:r>
-        <m:r>
-          <m:t>0.000</m:t>
-        </m:r>
-      </m:oMath>
-      <w:r>
-        <w:t xml:space="preserve"> s² cm⁻¹</w:t>
-      </w:r>
-    </w:p>
-    <w:p>
-      <w:pPr>
-        <w:numPr>
-          <w:ilvl w:val="0"/>
-          <w:numId w:val="1005"/>
-        </w:numPr>
-      </w:pPr>
-      <m:oMath>
-        <m:sSub>
-          <m:e>
-            <m:r>
-              <m:rPr>
-                <m:nor/>
-                <m:sty m:val="p"/>
-              </m:rPr>
-              <m:t>Ordonnée</m:t>
-            </m:r>
-          </m:e>
-          <m:sub>
-            <m:r>
-              <m:t>0</m:t>
-            </m:r>
-            <m:r>
               <m:rPr>
                 <m:sty m:val="p"/>
               </m:rPr>
-              <m:t>,</m:t>
-            </m:r>
-            <m:sSup>
-              <m:e>
-                <m:r>
-                  <m:t>T</m:t>
-                </m:r>
-              </m:e>
-              <m:sup>
-                <m:r>
-                  <m:t>2</m:t>
-                </m:r>
-              </m:sup>
-            </m:sSup>
+              <m:t>1</m:t>
+            </m:r>
+          </m:sup>
+        </m:sSup>
+      </m:oMath>
+      <w:r>
+        <w:br/>
+      </w:r>
+    </w:p>
+    <w:p>
+      <w:pPr>
+        <w:pStyle w:val="Compact"/>
+        <w:numPr>
+          <w:ilvl w:val="0"/>
+          <w:numId w:val="1009"/>
+        </w:numPr>
+      </w:pPr>
+      <w:r>
+        <w:t xml:space="preserve">Ordonnée à l’origine</w:t>
+      </w:r>
+      <m:oMath>
+        <m:sSub>
+          <m:e>
+            <m:r>
+              <m:t>​</m:t>
+            </m:r>
+          </m:e>
+          <m:sub>
+            <m:r>
+              <m:t>T</m:t>
+            </m:r>
+          </m:sub>
+        </m:sSub>
+      </m:oMath>
+      <w:r>
+        <w:t xml:space="preserve"> </w:t>
+      </w:r>
+      <w:r>
+        <w:t xml:space="preserve">=</w:t>
+      </w:r>
+      <w:r>
+        <w:t xml:space="preserve"> </w:t>
+      </w:r>
+      <m:oMath>
+        <m:r>
+          <m:rPr>
+            <m:sty m:val="p"/>
+          </m:rPr>
+          <m:t>−</m:t>
+        </m:r>
+        <m:r>
+          <m:t>0.001</m:t>
+        </m:r>
+      </m:oMath>
+      <w:r>
+        <w:t xml:space="preserve"> </w:t>
+      </w:r>
+      <m:oMath>
+        <m:sSup>
+          <m:e>
             <m:r>
               <m:rPr>
                 <m:sty m:val="p"/>
               </m:rPr>
-              <m:t>−</m:t>
-            </m:r>
-            <m:r>
-              <m:t>L</m:t>
-            </m:r>
-          </m:sub>
-        </m:sSub>
-        <m:r>
-          <m:rPr>
-            <m:sty m:val="p"/>
-          </m:rPr>
-          <m:t>=</m:t>
-        </m:r>
-        <m:r>
-          <m:rPr>
-            <m:sty m:val="p"/>
-          </m:rPr>
-          <m:t>−</m:t>
-        </m:r>
-        <m:r>
-          <m:t>0.001</m:t>
-        </m:r>
-        <m:r>
-          <m:rPr>
-            <m:sty m:val="p"/>
-          </m:rPr>
-          <m:t>±</m:t>
-        </m:r>
-        <m:r>
-          <m:t>0.001</m:t>
-        </m:r>
-      </m:oMath>
-      <w:r>
-        <w:t xml:space="preserve"> s²</w:t>
-      </w:r>
-    </w:p>
-    <w:bookmarkEnd w:id="24"/>
-    <w:bookmarkStart w:id="25" w:name="conclusion"/>
+              <m:t>s</m:t>
+            </m:r>
+          </m:e>
+          <m:sup>
+            <m:r>
+              <m:rPr>
+                <m:sty m:val="p"/>
+              </m:rPr>
+              <m:t>2</m:t>
+            </m:r>
+          </m:sup>
+        </m:sSup>
+      </m:oMath>
+    </w:p>
+    <w:p>
+      <w:r>
+        <w:pict>
+          <v:rect style="width:0;height:1.5pt" o:hralign="center" o:hrstd="t" o:hr="t"/>
+        </w:pict>
+      </w:r>
+    </w:p>
+    <w:bookmarkEnd w:id="21"/>
+    <w:bookmarkStart w:id="22" w:name="conclusion"/>
     <w:p>
       <w:pPr>
         <w:pStyle w:val="Heading1"/>
@@ -2908,17 +2900,61 @@
         <w:pStyle w:val="FirstParagraph"/>
       </w:pPr>
       <w:r>
-        <w:t xml:space="preserve">L’expérience a confirmé la relation prédite pour le pendule simple et a permis de mesurer la constante gravitationnelle avec une précision de ± 0.02 m s⁻². Les deux méthodes expérimentales convergent vers la même valeur, attestant la robustesse de l’approche. Les incertitudes restent faibles, mais un contrôle plus fin du frottement et de la synchronisation du chronomètre pourrait encore améliorer la précision.</w:t>
-      </w:r>
-    </w:p>
-    <w:bookmarkEnd w:id="25"/>
-    <w:bookmarkStart w:id="26" w:name="bibliographie-harvard"/>
+        <w:t xml:space="preserve">L’étude a confirmé la relation linéaire entre</w:t>
+      </w:r>
+      <w:r>
+        <w:t xml:space="preserve"> </w:t>
+      </w:r>
+      <m:oMath>
+        <m:sSup>
+          <m:e>
+            <m:r>
+              <m:t>T</m:t>
+            </m:r>
+          </m:e>
+          <m:sup>
+            <m:r>
+              <m:t>2</m:t>
+            </m:r>
+          </m:sup>
+        </m:sSup>
+      </m:oMath>
+      <w:r>
+        <w:t xml:space="preserve"> </w:t>
+      </w:r>
+      <w:r>
+        <w:t xml:space="preserve">et</w:t>
+      </w:r>
+      <w:r>
+        <w:t xml:space="preserve"> </w:t>
+      </w:r>
+      <m:oMath>
+        <m:r>
+          <m:t>L</m:t>
+        </m:r>
+      </m:oMath>
+      <w:r>
+        <w:t xml:space="preserve"> </w:t>
+      </w:r>
+      <w:r>
+        <w:t xml:space="preserve">pour un pendule simple, corroborant la formule théorique. La valeur expérimentale de la constante gravitationnelle se situe dans la même fourchette que celle attendue. Les incertitudes restent faibles, reflétant une bonne précision des mesures. L’expérience constitue un exercice classique pour vérifier la gravité à l’aide d’une oscillation simple.</w:t>
+      </w:r>
+    </w:p>
+    <w:p>
+      <w:r>
+        <w:pict>
+          <v:rect style="width:0;height:1.5pt" o:hralign="center" o:hrstd="t" o:hr="t"/>
+        </w:pict>
+      </w:r>
+    </w:p>
+    <w:bookmarkEnd w:id="22"/>
+    <w:bookmarkStart w:id="23" w:name="bibliographie"/>
     <w:p>
       <w:pPr>
         <w:pStyle w:val="Heading1"/>
       </w:pPr>
       <w:r>
-        <w:t xml:space="preserve">Bibliographie (Harvard)</w:t>
+        <w:t xml:space="preserve">Bibliographie</w:t>
       </w:r>
     </w:p>
     <w:p>
@@ -2926,11 +2962,11 @@
         <w:pStyle w:val="Compact"/>
         <w:numPr>
           <w:ilvl w:val="0"/>
-          <w:numId w:val="1006"/>
+          <w:numId w:val="1010"/>
         </w:numPr>
       </w:pPr>
       <w:r>
-        <w:t xml:space="preserve">Halliday, D., Resnick, R. &amp; Walker, J. (2013).</w:t>
+        <w:t xml:space="preserve">Halliday, D., Resnick, R. &amp; Walker, J., 2013.</w:t>
       </w:r>
       <w:r>
         <w:t xml:space="preserve"> </w:t>
@@ -2954,39 +2990,11 @@
         <w:pStyle w:val="Compact"/>
         <w:numPr>
           <w:ilvl w:val="0"/>
-          <w:numId w:val="1006"/>
+          <w:numId w:val="1010"/>
         </w:numPr>
       </w:pPr>
       <w:r>
-        <w:t xml:space="preserve">Giancoli, D. C. (2014).</w:t>
-      </w:r>
-      <w:r>
-        <w:t xml:space="preserve"> </w:t>
-      </w:r>
-      <w:r>
-        <w:rPr>
-          <w:i/>
-          <w:iCs/>
-        </w:rPr>
-        <w:t xml:space="preserve">Physics: Principles with Applications</w:t>
-      </w:r>
-      <w:r>
-        <w:t xml:space="preserve">. 7th ed. Pearson.</w:t>
-      </w:r>
-      <w:r>
-        <w:br/>
-      </w:r>
-    </w:p>
-    <w:p>
-      <w:pPr>
-        <w:pStyle w:val="Compact"/>
-        <w:numPr>
-          <w:ilvl w:val="0"/>
-          <w:numId w:val="1006"/>
-        </w:numPr>
-      </w:pPr>
-      <w:r>
-        <w:t xml:space="preserve">Serway, R. A. &amp; Jewett, J. W. (2018).</w:t>
+        <w:t xml:space="preserve">Tipler, P.A. &amp; Mosca, G., 2008.</w:t>
       </w:r>
       <w:r>
         <w:t xml:space="preserve"> </w:t>
@@ -2999,7 +3007,7 @@
         <w:t xml:space="preserve">Physics for Scientists and Engineers</w:t>
       </w:r>
       <w:r>
-        <w:t xml:space="preserve">. 9th ed. Cengage Learning.</w:t>
+        <w:t xml:space="preserve">. 6th ed. W. H. Freeman.</w:t>
       </w:r>
       <w:r>
         <w:br/>
@@ -3010,11 +3018,11 @@
         <w:pStyle w:val="Compact"/>
         <w:numPr>
           <w:ilvl w:val="0"/>
-          <w:numId w:val="1006"/>
+          <w:numId w:val="1010"/>
         </w:numPr>
       </w:pPr>
       <w:r>
-        <w:t xml:space="preserve">Taylor, J. R. (2005).</w:t>
+        <w:t xml:space="preserve">Serway, R.A. &amp; Jewett, J.W., 2013.</w:t>
       </w:r>
       <w:r>
         <w:t xml:space="preserve"> </w:t>
@@ -3024,20 +3032,41 @@
           <w:i/>
           <w:iCs/>
         </w:rPr>
-        <w:t xml:space="preserve">An Introduction to Error Analysis</w:t>
-      </w:r>
-      <w:r>
-        <w:t xml:space="preserve">. 2nd ed. University Science Books.</w:t>
-      </w:r>
-    </w:p>
-    <w:p>
-      <w:r>
-        <w:pict>
-          <v:rect style="width:0;height:1.5pt" o:hralign="center" o:hrstd="t" o:hr="t"/>
-        </w:pict>
-      </w:r>
-    </w:p>
-    <w:bookmarkEnd w:id="26"/>
+        <w:t xml:space="preserve">Physics for Scientists and Engineers</w:t>
+      </w:r>
+      <w:r>
+        <w:t xml:space="preserve">. 9th ed. Brooks Cole.</w:t>
+      </w:r>
+      <w:r>
+        <w:br/>
+      </w:r>
+    </w:p>
+    <w:p>
+      <w:pPr>
+        <w:pStyle w:val="Compact"/>
+        <w:numPr>
+          <w:ilvl w:val="0"/>
+          <w:numId w:val="1010"/>
+        </w:numPr>
+      </w:pPr>
+      <w:r>
+        <w:t xml:space="preserve">Young, H.D. &amp; Freedman, R.A., 2014.</w:t>
+      </w:r>
+      <w:r>
+        <w:t xml:space="preserve"> </w:t>
+      </w:r>
+      <w:r>
+        <w:rPr>
+          <w:i/>
+          <w:iCs/>
+        </w:rPr>
+        <w:t xml:space="preserve">University Physics</w:t>
+      </w:r>
+      <w:r>
+        <w:t xml:space="preserve">. 12th ed. Pearson.</w:t>
+      </w:r>
+    </w:p>
+    <w:bookmarkEnd w:id="23"/>
     <w:sectPr>
       <w:footnotePr>
         <w:numRestart w:val="eachSect"/>
@@ -3382,6 +3411,18 @@
     <w:abstractNumId w:val="991"/>
   </w:num>
   <w:num w:numId="1006">
+    <w:abstractNumId w:val="991"/>
+  </w:num>
+  <w:num w:numId="1007">
+    <w:abstractNumId w:val="991"/>
+  </w:num>
+  <w:num w:numId="1008">
+    <w:abstractNumId w:val="991"/>
+  </w:num>
+  <w:num w:numId="1009">
+    <w:abstractNumId w:val="991"/>
+  </w:num>
+  <w:num w:numId="1010">
     <w:abstractNumId w:val="99411"/>
     <w:lvlOverride w:ilvl="0">
       <w:startOverride w:val="1"/>
